--- a/docs/projeto-casos-de-uso.docx
+++ b/docs/projeto-casos-de-uso.docx
@@ -44,7 +44,15 @@
         <w:spacing w:after="120"/>
       </w:pPr>
       <w:r>
-        <w:t xml:space="preserve">Este documento descreve os casos de uso do diagrama UML da plataforma </w:t>
+        <w:t xml:space="preserve">Este documento </w:t>
+      </w:r>
+      <w:proofErr w:type="gramStart"/>
+      <w:r>
+        <w:t>contem</w:t>
+      </w:r>
+      <w:proofErr w:type="gramEnd"/>
+      <w:r>
+        <w:t xml:space="preserve"> parte da especificação do projeto </w:t>
       </w:r>
       <w:proofErr w:type="spellStart"/>
       <w:r>
@@ -52,15 +60,7 @@
       </w:r>
       <w:proofErr w:type="spellEnd"/>
       <w:r>
-        <w:t xml:space="preserve">, modelado no </w:t>
-      </w:r>
-      <w:proofErr w:type="spellStart"/>
-      <w:r>
-        <w:t>Astah</w:t>
-      </w:r>
-      <w:proofErr w:type="spellEnd"/>
-      <w:r>
-        <w:t xml:space="preserve"> a partir dos requisitos funcionais RF01 a RF15 definidos no documento de definição do projeto. Cada caso de uso é detalhado com ator, descrição, pré-condições, fluxo principal, fluxos alternativos (quando existentes), pós-condições e classificação de complexidade para fins de estimativa de Pontos de Caso de Uso (UCP). Ao final, uma matriz de rastreabilidade relaciona cada requisito funcional ao(s) caso(s) de uso correspondente(s).</w:t>
+        <w:t>.</w:t>
       </w:r>
     </w:p>
     <w:p>
@@ -95,12 +95,6 @@
         <w:gridCol w:w="2700"/>
       </w:tblGrid>
       <w:tr>
-        <w:tblPrEx>
-          <w:tblCellMar>
-            <w:top w:w="0" w:type="dxa"/>
-            <w:bottom w:w="0" w:type="dxa"/>
-          </w:tblCellMar>
-        </w:tblPrEx>
         <w:trPr>
           <w:tblHeader/>
         </w:trPr>
@@ -175,12 +169,6 @@
         </w:tc>
       </w:tr>
       <w:tr>
-        <w:tblPrEx>
-          <w:tblCellMar>
-            <w:top w:w="0" w:type="dxa"/>
-            <w:bottom w:w="0" w:type="dxa"/>
-          </w:tblCellMar>
-        </w:tblPrEx>
         <w:tc>
           <w:tcPr>
             <w:tcW w:w="1700" w:type="dxa"/>
@@ -239,12 +227,6 @@
         </w:tc>
       </w:tr>
       <w:tr>
-        <w:tblPrEx>
-          <w:tblCellMar>
-            <w:top w:w="0" w:type="dxa"/>
-            <w:bottom w:w="0" w:type="dxa"/>
-          </w:tblCellMar>
-        </w:tblPrEx>
         <w:tc>
           <w:tcPr>
             <w:tcW w:w="1700" w:type="dxa"/>
@@ -299,24 +281,16 @@
             <w:r>
               <w:t xml:space="preserve">- </w:t>
             </w:r>
-            <w:proofErr w:type="gramStart"/>
-            <w:r>
-              <w:t>nunca</w:t>
-            </w:r>
-            <w:proofErr w:type="gramEnd"/>
-            <w:r>
-              <w:t xml:space="preserve"> faz execuções sozinho, sempre como Convidado ou Cadastrado</w:t>
-            </w:r>
-          </w:p>
-        </w:tc>
-      </w:tr>
-      <w:tr>
-        <w:tblPrEx>
-          <w:tblCellMar>
-            <w:top w:w="0" w:type="dxa"/>
-            <w:bottom w:w="0" w:type="dxa"/>
-          </w:tblCellMar>
-        </w:tblPrEx>
+            <w:r>
+              <w:t>Não se Aplica, pois o ator n</w:t>
+            </w:r>
+            <w:r>
+              <w:t>unca faz execuções sozinho, sempre como Convidado ou Cadastrado</w:t>
+            </w:r>
+          </w:p>
+        </w:tc>
+      </w:tr>
+      <w:tr>
         <w:tc>
           <w:tcPr>
             <w:tcW w:w="1700" w:type="dxa"/>
@@ -375,12 +349,6 @@
         </w:tc>
       </w:tr>
       <w:tr>
-        <w:tblPrEx>
-          <w:tblCellMar>
-            <w:top w:w="0" w:type="dxa"/>
-            <w:bottom w:w="0" w:type="dxa"/>
-          </w:tblCellMar>
-        </w:tblPrEx>
         <w:tc>
           <w:tcPr>
             <w:tcW w:w="1700" w:type="dxa"/>
@@ -439,12 +407,6 @@
         </w:tc>
       </w:tr>
       <w:tr>
-        <w:tblPrEx>
-          <w:tblCellMar>
-            <w:top w:w="0" w:type="dxa"/>
-            <w:bottom w:w="0" w:type="dxa"/>
-          </w:tblCellMar>
-        </w:tblPrEx>
         <w:tc>
           <w:tcPr>
             <w:tcW w:w="1700" w:type="dxa"/>
@@ -507,6 +469,22 @@
       <w:pPr>
         <w:spacing w:after="120"/>
       </w:pPr>
+    </w:p>
+    <w:p>
+      <w:pPr>
+        <w:spacing w:after="240"/>
+        <w:rPr>
+          <w:b/>
+          <w:bCs/>
+        </w:rPr>
+      </w:pPr>
+      <w:r>
+        <w:rPr>
+          <w:b/>
+          <w:bCs/>
+        </w:rPr>
+        <w:t>UAW:</w:t>
+      </w:r>
     </w:p>
     <w:p>
       <w:pPr>
@@ -517,7 +495,10 @@
           <w:b/>
           <w:bCs/>
         </w:rPr>
-        <w:t>UAW:</w:t>
+        <w:t xml:space="preserve">Obs.: </w:t>
+      </w:r>
+      <w:r>
+        <w:t>Não foi adicionado o ator “Cliente”, pois ele não realiza ações por si só, as ações são realizadas sempre por um “Cliente Convidado” ou “Cliente Cadastrado”.</w:t>
       </w:r>
     </w:p>
     <w:tbl>
@@ -543,12 +524,6 @@
         <w:gridCol w:w="2600"/>
       </w:tblGrid>
       <w:tr>
-        <w:tblPrEx>
-          <w:tblCellMar>
-            <w:top w:w="0" w:type="dxa"/>
-            <w:bottom w:w="0" w:type="dxa"/>
-          </w:tblCellMar>
-        </w:tblPrEx>
         <w:trPr>
           <w:tblHeader/>
         </w:trPr>
@@ -626,12 +601,6 @@
         </w:tc>
       </w:tr>
       <w:tr>
-        <w:tblPrEx>
-          <w:tblCellMar>
-            <w:top w:w="0" w:type="dxa"/>
-            <w:bottom w:w="0" w:type="dxa"/>
-          </w:tblCellMar>
-        </w:tblPrEx>
         <w:tc>
           <w:tcPr>
             <w:tcW w:w="2600" w:type="dxa"/>
@@ -689,12 +658,6 @@
         </w:tc>
       </w:tr>
       <w:tr>
-        <w:tblPrEx>
-          <w:tblCellMar>
-            <w:top w:w="0" w:type="dxa"/>
-            <w:bottom w:w="0" w:type="dxa"/>
-          </w:tblCellMar>
-        </w:tblPrEx>
         <w:tc>
           <w:tcPr>
             <w:tcW w:w="2600" w:type="dxa"/>
@@ -752,12 +715,6 @@
         </w:tc>
       </w:tr>
       <w:tr>
-        <w:tblPrEx>
-          <w:tblCellMar>
-            <w:top w:w="0" w:type="dxa"/>
-            <w:bottom w:w="0" w:type="dxa"/>
-          </w:tblCellMar>
-        </w:tblPrEx>
         <w:tc>
           <w:tcPr>
             <w:tcW w:w="2600" w:type="dxa"/>
@@ -815,12 +772,6 @@
         </w:tc>
       </w:tr>
       <w:tr>
-        <w:tblPrEx>
-          <w:tblCellMar>
-            <w:top w:w="0" w:type="dxa"/>
-            <w:bottom w:w="0" w:type="dxa"/>
-          </w:tblCellMar>
-        </w:tblPrEx>
         <w:tc>
           <w:tcPr>
             <w:tcW w:w="2600" w:type="dxa"/>
@@ -878,12 +829,6 @@
         </w:tc>
       </w:tr>
       <w:tr>
-        <w:tblPrEx>
-          <w:tblCellMar>
-            <w:top w:w="0" w:type="dxa"/>
-            <w:bottom w:w="0" w:type="dxa"/>
-          </w:tblCellMar>
-        </w:tblPrEx>
         <w:tc>
           <w:tcPr>
             <w:tcW w:w="5200" w:type="dxa"/>
@@ -963,6 +908,15 @@
         </w:rPr>
         <w:t>3.1 Lado Business</w:t>
       </w:r>
+      <w:r>
+        <w:rPr>
+          <w:b/>
+          <w:bCs/>
+          <w:sz w:val="24"/>
+          <w:szCs w:val="24"/>
+        </w:rPr>
+        <w:t xml:space="preserve"> (Estabelecimentos/Pessoas Jurídicas)</w:t>
+      </w:r>
     </w:p>
     <w:tbl>
       <w:tblPr>
@@ -986,12 +940,6 @@
         <w:gridCol w:w="6700"/>
       </w:tblGrid>
       <w:tr>
-        <w:tblPrEx>
-          <w:tblCellMar>
-            <w:top w:w="0" w:type="dxa"/>
-            <w:bottom w:w="0" w:type="dxa"/>
-          </w:tblCellMar>
-        </w:tblPrEx>
         <w:trPr>
           <w:tblHeader/>
         </w:trPr>
@@ -1037,18 +985,28 @@
                 <w:bCs/>
                 <w:color w:val="FFFFFF"/>
               </w:rPr>
-              <w:t>UC01 — Cadastrar business</w:t>
-            </w:r>
-          </w:p>
-        </w:tc>
-      </w:tr>
-      <w:tr>
-        <w:tblPrEx>
-          <w:tblCellMar>
-            <w:top w:w="0" w:type="dxa"/>
-            <w:bottom w:w="0" w:type="dxa"/>
-          </w:tblCellMar>
-        </w:tblPrEx>
+              <w:t xml:space="preserve">UC01 </w:t>
+            </w:r>
+            <w:r>
+              <w:rPr>
+                <w:b/>
+                <w:bCs/>
+                <w:color w:val="FFFFFF"/>
+              </w:rPr>
+              <w:t>-</w:t>
+            </w:r>
+            <w:r>
+              <w:rPr>
+                <w:b/>
+                <w:bCs/>
+                <w:color w:val="FFFFFF"/>
+              </w:rPr>
+              <w:t xml:space="preserve"> Cadastrar business</w:t>
+            </w:r>
+          </w:p>
+        </w:tc>
+      </w:tr>
+      <w:tr>
         <w:tc>
           <w:tcPr>
             <w:tcW w:w="2300" w:type="dxa"/>
@@ -1090,12 +1048,6 @@
         </w:tc>
       </w:tr>
       <w:tr>
-        <w:tblPrEx>
-          <w:tblCellMar>
-            <w:top w:w="0" w:type="dxa"/>
-            <w:bottom w:w="0" w:type="dxa"/>
-          </w:tblCellMar>
-        </w:tblPrEx>
         <w:tc>
           <w:tcPr>
             <w:tcW w:w="2300" w:type="dxa"/>
@@ -1137,12 +1089,6 @@
         </w:tc>
       </w:tr>
       <w:tr>
-        <w:tblPrEx>
-          <w:tblCellMar>
-            <w:top w:w="0" w:type="dxa"/>
-            <w:bottom w:w="0" w:type="dxa"/>
-          </w:tblCellMar>
-        </w:tblPrEx>
         <w:tc>
           <w:tcPr>
             <w:tcW w:w="2300" w:type="dxa"/>
@@ -1184,12 +1130,6 @@
         </w:tc>
       </w:tr>
       <w:tr>
-        <w:tblPrEx>
-          <w:tblCellMar>
-            <w:top w:w="0" w:type="dxa"/>
-            <w:bottom w:w="0" w:type="dxa"/>
-          </w:tblCellMar>
-        </w:tblPrEx>
         <w:tc>
           <w:tcPr>
             <w:tcW w:w="2300" w:type="dxa"/>
@@ -1247,12 +1187,6 @@
         </w:tc>
       </w:tr>
       <w:tr>
-        <w:tblPrEx>
-          <w:tblCellMar>
-            <w:top w:w="0" w:type="dxa"/>
-            <w:bottom w:w="0" w:type="dxa"/>
-          </w:tblCellMar>
-        </w:tblPrEx>
         <w:tc>
           <w:tcPr>
             <w:tcW w:w="2300" w:type="dxa"/>
@@ -1294,12 +1228,6 @@
         </w:tc>
       </w:tr>
       <w:tr>
-        <w:tblPrEx>
-          <w:tblCellMar>
-            <w:top w:w="0" w:type="dxa"/>
-            <w:bottom w:w="0" w:type="dxa"/>
-          </w:tblCellMar>
-        </w:tblPrEx>
         <w:tc>
           <w:tcPr>
             <w:tcW w:w="2300" w:type="dxa"/>
@@ -1341,12 +1269,6 @@
         </w:tc>
       </w:tr>
       <w:tr>
-        <w:tblPrEx>
-          <w:tblCellMar>
-            <w:top w:w="0" w:type="dxa"/>
-            <w:bottom w:w="0" w:type="dxa"/>
-          </w:tblCellMar>
-        </w:tblPrEx>
         <w:tc>
           <w:tcPr>
             <w:tcW w:w="2300" w:type="dxa"/>
@@ -1392,12 +1314,6 @@
         </w:tc>
       </w:tr>
       <w:tr>
-        <w:tblPrEx>
-          <w:tblCellMar>
-            <w:top w:w="0" w:type="dxa"/>
-            <w:bottom w:w="0" w:type="dxa"/>
-          </w:tblCellMar>
-        </w:tblPrEx>
         <w:tc>
           <w:tcPr>
             <w:tcW w:w="2300" w:type="dxa"/>
@@ -1496,12 +1412,6 @@
         <w:gridCol w:w="6700"/>
       </w:tblGrid>
       <w:tr>
-        <w:tblPrEx>
-          <w:tblCellMar>
-            <w:top w:w="0" w:type="dxa"/>
-            <w:bottom w:w="0" w:type="dxa"/>
-          </w:tblCellMar>
-        </w:tblPrEx>
         <w:trPr>
           <w:tblHeader/>
         </w:trPr>
@@ -1547,18 +1457,28 @@
                 <w:bCs/>
                 <w:color w:val="FFFFFF"/>
               </w:rPr>
-              <w:t>UC02 — Fazer login (Business)</w:t>
-            </w:r>
-          </w:p>
-        </w:tc>
-      </w:tr>
-      <w:tr>
-        <w:tblPrEx>
-          <w:tblCellMar>
-            <w:top w:w="0" w:type="dxa"/>
-            <w:bottom w:w="0" w:type="dxa"/>
-          </w:tblCellMar>
-        </w:tblPrEx>
+              <w:t xml:space="preserve">UC02 </w:t>
+            </w:r>
+            <w:r>
+              <w:rPr>
+                <w:b/>
+                <w:bCs/>
+                <w:color w:val="FFFFFF"/>
+              </w:rPr>
+              <w:t>-</w:t>
+            </w:r>
+            <w:r>
+              <w:rPr>
+                <w:b/>
+                <w:bCs/>
+                <w:color w:val="FFFFFF"/>
+              </w:rPr>
+              <w:t xml:space="preserve"> Fazer login (Business)</w:t>
+            </w:r>
+          </w:p>
+        </w:tc>
+      </w:tr>
+      <w:tr>
         <w:tc>
           <w:tcPr>
             <w:tcW w:w="2300" w:type="dxa"/>
@@ -1600,12 +1520,6 @@
         </w:tc>
       </w:tr>
       <w:tr>
-        <w:tblPrEx>
-          <w:tblCellMar>
-            <w:top w:w="0" w:type="dxa"/>
-            <w:bottom w:w="0" w:type="dxa"/>
-          </w:tblCellMar>
-        </w:tblPrEx>
         <w:tc>
           <w:tcPr>
             <w:tcW w:w="2300" w:type="dxa"/>
@@ -1643,11 +1557,9 @@
             <w:r>
               <w:t xml:space="preserve">Permite que o business </w:t>
             </w:r>
-            <w:proofErr w:type="gramStart"/>
-            <w:r>
-              <w:t>autentique-se</w:t>
-            </w:r>
-            <w:proofErr w:type="gramEnd"/>
+            <w:r>
+              <w:t>faça a autenticação</w:t>
+            </w:r>
             <w:r>
               <w:t xml:space="preserve"> na plataforma com e-mail e senha.</w:t>
             </w:r>
@@ -1655,12 +1567,6 @@
         </w:tc>
       </w:tr>
       <w:tr>
-        <w:tblPrEx>
-          <w:tblCellMar>
-            <w:top w:w="0" w:type="dxa"/>
-            <w:bottom w:w="0" w:type="dxa"/>
-          </w:tblCellMar>
-        </w:tblPrEx>
         <w:tc>
           <w:tcPr>
             <w:tcW w:w="2300" w:type="dxa"/>
@@ -1702,12 +1608,6 @@
         </w:tc>
       </w:tr>
       <w:tr>
-        <w:tblPrEx>
-          <w:tblCellMar>
-            <w:top w:w="0" w:type="dxa"/>
-            <w:bottom w:w="0" w:type="dxa"/>
-          </w:tblCellMar>
-        </w:tblPrEx>
         <w:tc>
           <w:tcPr>
             <w:tcW w:w="2300" w:type="dxa"/>
@@ -1759,12 +1659,6 @@
         </w:tc>
       </w:tr>
       <w:tr>
-        <w:tblPrEx>
-          <w:tblCellMar>
-            <w:top w:w="0" w:type="dxa"/>
-            <w:bottom w:w="0" w:type="dxa"/>
-          </w:tblCellMar>
-        </w:tblPrEx>
         <w:tc>
           <w:tcPr>
             <w:tcW w:w="2300" w:type="dxa"/>
@@ -1806,12 +1700,6 @@
         </w:tc>
       </w:tr>
       <w:tr>
-        <w:tblPrEx>
-          <w:tblCellMar>
-            <w:top w:w="0" w:type="dxa"/>
-            <w:bottom w:w="0" w:type="dxa"/>
-          </w:tblCellMar>
-        </w:tblPrEx>
         <w:tc>
           <w:tcPr>
             <w:tcW w:w="2300" w:type="dxa"/>
@@ -1853,12 +1741,6 @@
         </w:tc>
       </w:tr>
       <w:tr>
-        <w:tblPrEx>
-          <w:tblCellMar>
-            <w:top w:w="0" w:type="dxa"/>
-            <w:bottom w:w="0" w:type="dxa"/>
-          </w:tblCellMar>
-        </w:tblPrEx>
         <w:tc>
           <w:tcPr>
             <w:tcW w:w="2300" w:type="dxa"/>
@@ -1904,12 +1786,6 @@
         </w:tc>
       </w:tr>
       <w:tr>
-        <w:tblPrEx>
-          <w:tblCellMar>
-            <w:top w:w="0" w:type="dxa"/>
-            <w:bottom w:w="0" w:type="dxa"/>
-          </w:tblCellMar>
-        </w:tblPrEx>
         <w:tc>
           <w:tcPr>
             <w:tcW w:w="2300" w:type="dxa"/>
@@ -2008,12 +1884,6 @@
         <w:gridCol w:w="6700"/>
       </w:tblGrid>
       <w:tr>
-        <w:tblPrEx>
-          <w:tblCellMar>
-            <w:top w:w="0" w:type="dxa"/>
-            <w:bottom w:w="0" w:type="dxa"/>
-          </w:tblCellMar>
-        </w:tblPrEx>
         <w:trPr>
           <w:tblHeader/>
         </w:trPr>
@@ -2059,18 +1929,28 @@
                 <w:bCs/>
                 <w:color w:val="FFFFFF"/>
               </w:rPr>
-              <w:t>UC03 — Criar cobrança</w:t>
-            </w:r>
-          </w:p>
-        </w:tc>
-      </w:tr>
-      <w:tr>
-        <w:tblPrEx>
-          <w:tblCellMar>
-            <w:top w:w="0" w:type="dxa"/>
-            <w:bottom w:w="0" w:type="dxa"/>
-          </w:tblCellMar>
-        </w:tblPrEx>
+              <w:t xml:space="preserve">UC03 </w:t>
+            </w:r>
+            <w:r>
+              <w:rPr>
+                <w:b/>
+                <w:bCs/>
+                <w:color w:val="FFFFFF"/>
+              </w:rPr>
+              <w:t>-</w:t>
+            </w:r>
+            <w:r>
+              <w:rPr>
+                <w:b/>
+                <w:bCs/>
+                <w:color w:val="FFFFFF"/>
+              </w:rPr>
+              <w:t xml:space="preserve"> Criar cobrança</w:t>
+            </w:r>
+          </w:p>
+        </w:tc>
+      </w:tr>
+      <w:tr>
         <w:tc>
           <w:tcPr>
             <w:tcW w:w="2300" w:type="dxa"/>
@@ -2112,12 +1992,6 @@
         </w:tc>
       </w:tr>
       <w:tr>
-        <w:tblPrEx>
-          <w:tblCellMar>
-            <w:top w:w="0" w:type="dxa"/>
-            <w:bottom w:w="0" w:type="dxa"/>
-          </w:tblCellMar>
-        </w:tblPrEx>
         <w:tc>
           <w:tcPr>
             <w:tcW w:w="2300" w:type="dxa"/>
@@ -2159,12 +2033,6 @@
         </w:tc>
       </w:tr>
       <w:tr>
-        <w:tblPrEx>
-          <w:tblCellMar>
-            <w:top w:w="0" w:type="dxa"/>
-            <w:bottom w:w="0" w:type="dxa"/>
-          </w:tblCellMar>
-        </w:tblPrEx>
         <w:tc>
           <w:tcPr>
             <w:tcW w:w="2300" w:type="dxa"/>
@@ -2214,12 +2082,6 @@
         </w:tc>
       </w:tr>
       <w:tr>
-        <w:tblPrEx>
-          <w:tblCellMar>
-            <w:top w:w="0" w:type="dxa"/>
-            <w:bottom w:w="0" w:type="dxa"/>
-          </w:tblCellMar>
-        </w:tblPrEx>
         <w:tc>
           <w:tcPr>
             <w:tcW w:w="2300" w:type="dxa"/>
@@ -2261,12 +2123,6 @@
         </w:tc>
       </w:tr>
       <w:tr>
-        <w:tblPrEx>
-          <w:tblCellMar>
-            <w:top w:w="0" w:type="dxa"/>
-            <w:bottom w:w="0" w:type="dxa"/>
-          </w:tblCellMar>
-        </w:tblPrEx>
         <w:tc>
           <w:tcPr>
             <w:tcW w:w="2300" w:type="dxa"/>
@@ -2323,12 +2179,6 @@
         </w:tc>
       </w:tr>
       <w:tr>
-        <w:tblPrEx>
-          <w:tblCellMar>
-            <w:top w:w="0" w:type="dxa"/>
-            <w:bottom w:w="0" w:type="dxa"/>
-          </w:tblCellMar>
-        </w:tblPrEx>
         <w:tc>
           <w:tcPr>
             <w:tcW w:w="2300" w:type="dxa"/>
@@ -2370,12 +2220,6 @@
         </w:tc>
       </w:tr>
       <w:tr>
-        <w:tblPrEx>
-          <w:tblCellMar>
-            <w:top w:w="0" w:type="dxa"/>
-            <w:bottom w:w="0" w:type="dxa"/>
-          </w:tblCellMar>
-        </w:tblPrEx>
         <w:tc>
           <w:tcPr>
             <w:tcW w:w="2300" w:type="dxa"/>
@@ -2421,12 +2265,6 @@
         </w:tc>
       </w:tr>
       <w:tr>
-        <w:tblPrEx>
-          <w:tblCellMar>
-            <w:top w:w="0" w:type="dxa"/>
-            <w:bottom w:w="0" w:type="dxa"/>
-          </w:tblCellMar>
-        </w:tblPrEx>
         <w:tc>
           <w:tcPr>
             <w:tcW w:w="2300" w:type="dxa"/>
@@ -2525,12 +2363,6 @@
         <w:gridCol w:w="6700"/>
       </w:tblGrid>
       <w:tr>
-        <w:tblPrEx>
-          <w:tblCellMar>
-            <w:top w:w="0" w:type="dxa"/>
-            <w:bottom w:w="0" w:type="dxa"/>
-          </w:tblCellMar>
-        </w:tblPrEx>
         <w:trPr>
           <w:tblHeader/>
         </w:trPr>
@@ -2576,18 +2408,28 @@
                 <w:bCs/>
                 <w:color w:val="FFFFFF"/>
               </w:rPr>
-              <w:t>UC04 — Configurar métodos de pagamento</w:t>
-            </w:r>
-          </w:p>
-        </w:tc>
-      </w:tr>
-      <w:tr>
-        <w:tblPrEx>
-          <w:tblCellMar>
-            <w:top w:w="0" w:type="dxa"/>
-            <w:bottom w:w="0" w:type="dxa"/>
-          </w:tblCellMar>
-        </w:tblPrEx>
+              <w:t xml:space="preserve">UC04 </w:t>
+            </w:r>
+            <w:r>
+              <w:rPr>
+                <w:b/>
+                <w:bCs/>
+                <w:color w:val="FFFFFF"/>
+              </w:rPr>
+              <w:t>-</w:t>
+            </w:r>
+            <w:r>
+              <w:rPr>
+                <w:b/>
+                <w:bCs/>
+                <w:color w:val="FFFFFF"/>
+              </w:rPr>
+              <w:t xml:space="preserve"> Configurar métodos de pagamento</w:t>
+            </w:r>
+          </w:p>
+        </w:tc>
+      </w:tr>
+      <w:tr>
         <w:tc>
           <w:tcPr>
             <w:tcW w:w="2300" w:type="dxa"/>
@@ -2629,12 +2471,6 @@
         </w:tc>
       </w:tr>
       <w:tr>
-        <w:tblPrEx>
-          <w:tblCellMar>
-            <w:top w:w="0" w:type="dxa"/>
-            <w:bottom w:w="0" w:type="dxa"/>
-          </w:tblCellMar>
-        </w:tblPrEx>
         <w:tc>
           <w:tcPr>
             <w:tcW w:w="2300" w:type="dxa"/>
@@ -2676,12 +2512,6 @@
         </w:tc>
       </w:tr>
       <w:tr>
-        <w:tblPrEx>
-          <w:tblCellMar>
-            <w:top w:w="0" w:type="dxa"/>
-            <w:bottom w:w="0" w:type="dxa"/>
-          </w:tblCellMar>
-        </w:tblPrEx>
         <w:tc>
           <w:tcPr>
             <w:tcW w:w="2300" w:type="dxa"/>
@@ -2723,12 +2553,6 @@
         </w:tc>
       </w:tr>
       <w:tr>
-        <w:tblPrEx>
-          <w:tblCellMar>
-            <w:top w:w="0" w:type="dxa"/>
-            <w:bottom w:w="0" w:type="dxa"/>
-          </w:tblCellMar>
-        </w:tblPrEx>
         <w:tc>
           <w:tcPr>
             <w:tcW w:w="2300" w:type="dxa"/>
@@ -2770,12 +2594,6 @@
         </w:tc>
       </w:tr>
       <w:tr>
-        <w:tblPrEx>
-          <w:tblCellMar>
-            <w:top w:w="0" w:type="dxa"/>
-            <w:bottom w:w="0" w:type="dxa"/>
-          </w:tblCellMar>
-        </w:tblPrEx>
         <w:tc>
           <w:tcPr>
             <w:tcW w:w="2300" w:type="dxa"/>
@@ -2822,12 +2640,6 @@
         </w:tc>
       </w:tr>
       <w:tr>
-        <w:tblPrEx>
-          <w:tblCellMar>
-            <w:top w:w="0" w:type="dxa"/>
-            <w:bottom w:w="0" w:type="dxa"/>
-          </w:tblCellMar>
-        </w:tblPrEx>
         <w:tc>
           <w:tcPr>
             <w:tcW w:w="2300" w:type="dxa"/>
@@ -2869,12 +2681,6 @@
         </w:tc>
       </w:tr>
       <w:tr>
-        <w:tblPrEx>
-          <w:tblCellMar>
-            <w:top w:w="0" w:type="dxa"/>
-            <w:bottom w:w="0" w:type="dxa"/>
-          </w:tblCellMar>
-        </w:tblPrEx>
         <w:tc>
           <w:tcPr>
             <w:tcW w:w="2300" w:type="dxa"/>
@@ -2920,12 +2726,6 @@
         </w:tc>
       </w:tr>
       <w:tr>
-        <w:tblPrEx>
-          <w:tblCellMar>
-            <w:top w:w="0" w:type="dxa"/>
-            <w:bottom w:w="0" w:type="dxa"/>
-          </w:tblCellMar>
-        </w:tblPrEx>
         <w:tc>
           <w:tcPr>
             <w:tcW w:w="2300" w:type="dxa"/>
@@ -3024,12 +2824,6 @@
         <w:gridCol w:w="6700"/>
       </w:tblGrid>
       <w:tr>
-        <w:tblPrEx>
-          <w:tblCellMar>
-            <w:top w:w="0" w:type="dxa"/>
-            <w:bottom w:w="0" w:type="dxa"/>
-          </w:tblCellMar>
-        </w:tblPrEx>
         <w:trPr>
           <w:tblHeader/>
         </w:trPr>
@@ -3075,18 +2869,28 @@
                 <w:bCs/>
                 <w:color w:val="FFFFFF"/>
               </w:rPr>
-              <w:t>UC05 — Gerar link de pagamento</w:t>
-            </w:r>
-          </w:p>
-        </w:tc>
-      </w:tr>
-      <w:tr>
-        <w:tblPrEx>
-          <w:tblCellMar>
-            <w:top w:w="0" w:type="dxa"/>
-            <w:bottom w:w="0" w:type="dxa"/>
-          </w:tblCellMar>
-        </w:tblPrEx>
+              <w:t xml:space="preserve">UC05 </w:t>
+            </w:r>
+            <w:r>
+              <w:rPr>
+                <w:b/>
+                <w:bCs/>
+                <w:color w:val="FFFFFF"/>
+              </w:rPr>
+              <w:t>-</w:t>
+            </w:r>
+            <w:r>
+              <w:rPr>
+                <w:b/>
+                <w:bCs/>
+                <w:color w:val="FFFFFF"/>
+              </w:rPr>
+              <w:t xml:space="preserve"> Gerar link de pagamento</w:t>
+            </w:r>
+          </w:p>
+        </w:tc>
+      </w:tr>
+      <w:tr>
         <w:tc>
           <w:tcPr>
             <w:tcW w:w="2300" w:type="dxa"/>
@@ -3128,12 +2932,6 @@
         </w:tc>
       </w:tr>
       <w:tr>
-        <w:tblPrEx>
-          <w:tblCellMar>
-            <w:top w:w="0" w:type="dxa"/>
-            <w:bottom w:w="0" w:type="dxa"/>
-          </w:tblCellMar>
-        </w:tblPrEx>
         <w:tc>
           <w:tcPr>
             <w:tcW w:w="2300" w:type="dxa"/>
@@ -3175,12 +2973,6 @@
         </w:tc>
       </w:tr>
       <w:tr>
-        <w:tblPrEx>
-          <w:tblCellMar>
-            <w:top w:w="0" w:type="dxa"/>
-            <w:bottom w:w="0" w:type="dxa"/>
-          </w:tblCellMar>
-        </w:tblPrEx>
         <w:tc>
           <w:tcPr>
             <w:tcW w:w="2300" w:type="dxa"/>
@@ -3222,12 +3014,6 @@
         </w:tc>
       </w:tr>
       <w:tr>
-        <w:tblPrEx>
-          <w:tblCellMar>
-            <w:top w:w="0" w:type="dxa"/>
-            <w:bottom w:w="0" w:type="dxa"/>
-          </w:tblCellMar>
-        </w:tblPrEx>
         <w:tc>
           <w:tcPr>
             <w:tcW w:w="2300" w:type="dxa"/>
@@ -3269,12 +3055,6 @@
         </w:tc>
       </w:tr>
       <w:tr>
-        <w:tblPrEx>
-          <w:tblCellMar>
-            <w:top w:w="0" w:type="dxa"/>
-            <w:bottom w:w="0" w:type="dxa"/>
-          </w:tblCellMar>
-        </w:tblPrEx>
         <w:tc>
           <w:tcPr>
             <w:tcW w:w="2300" w:type="dxa"/>
@@ -3321,12 +3101,6 @@
         </w:tc>
       </w:tr>
       <w:tr>
-        <w:tblPrEx>
-          <w:tblCellMar>
-            <w:top w:w="0" w:type="dxa"/>
-            <w:bottom w:w="0" w:type="dxa"/>
-          </w:tblCellMar>
-        </w:tblPrEx>
         <w:tc>
           <w:tcPr>
             <w:tcW w:w="2300" w:type="dxa"/>
@@ -3368,12 +3142,6 @@
         </w:tc>
       </w:tr>
       <w:tr>
-        <w:tblPrEx>
-          <w:tblCellMar>
-            <w:top w:w="0" w:type="dxa"/>
-            <w:bottom w:w="0" w:type="dxa"/>
-          </w:tblCellMar>
-        </w:tblPrEx>
         <w:tc>
           <w:tcPr>
             <w:tcW w:w="2300" w:type="dxa"/>
@@ -3419,12 +3187,6 @@
         </w:tc>
       </w:tr>
       <w:tr>
-        <w:tblPrEx>
-          <w:tblCellMar>
-            <w:top w:w="0" w:type="dxa"/>
-            <w:bottom w:w="0" w:type="dxa"/>
-          </w:tblCellMar>
-        </w:tblPrEx>
         <w:tc>
           <w:tcPr>
             <w:tcW w:w="2300" w:type="dxa"/>
@@ -3523,12 +3285,6 @@
         <w:gridCol w:w="6700"/>
       </w:tblGrid>
       <w:tr>
-        <w:tblPrEx>
-          <w:tblCellMar>
-            <w:top w:w="0" w:type="dxa"/>
-            <w:bottom w:w="0" w:type="dxa"/>
-          </w:tblCellMar>
-        </w:tblPrEx>
         <w:trPr>
           <w:tblHeader/>
         </w:trPr>
@@ -3574,18 +3330,28 @@
                 <w:bCs/>
                 <w:color w:val="FFFFFF"/>
               </w:rPr>
-              <w:t>UC06 — Enviar cobrança ao cliente</w:t>
-            </w:r>
-          </w:p>
-        </w:tc>
-      </w:tr>
-      <w:tr>
-        <w:tblPrEx>
-          <w:tblCellMar>
-            <w:top w:w="0" w:type="dxa"/>
-            <w:bottom w:w="0" w:type="dxa"/>
-          </w:tblCellMar>
-        </w:tblPrEx>
+              <w:t xml:space="preserve">UC06 </w:t>
+            </w:r>
+            <w:r>
+              <w:rPr>
+                <w:b/>
+                <w:bCs/>
+                <w:color w:val="FFFFFF"/>
+              </w:rPr>
+              <w:t>-</w:t>
+            </w:r>
+            <w:r>
+              <w:rPr>
+                <w:b/>
+                <w:bCs/>
+                <w:color w:val="FFFFFF"/>
+              </w:rPr>
+              <w:t xml:space="preserve"> Enviar cobrança ao cliente</w:t>
+            </w:r>
+          </w:p>
+        </w:tc>
+      </w:tr>
+      <w:tr>
         <w:tc>
           <w:tcPr>
             <w:tcW w:w="2300" w:type="dxa"/>
@@ -3627,12 +3393,6 @@
         </w:tc>
       </w:tr>
       <w:tr>
-        <w:tblPrEx>
-          <w:tblCellMar>
-            <w:top w:w="0" w:type="dxa"/>
-            <w:bottom w:w="0" w:type="dxa"/>
-          </w:tblCellMar>
-        </w:tblPrEx>
         <w:tc>
           <w:tcPr>
             <w:tcW w:w="2300" w:type="dxa"/>
@@ -3674,12 +3434,6 @@
         </w:tc>
       </w:tr>
       <w:tr>
-        <w:tblPrEx>
-          <w:tblCellMar>
-            <w:top w:w="0" w:type="dxa"/>
-            <w:bottom w:w="0" w:type="dxa"/>
-          </w:tblCellMar>
-        </w:tblPrEx>
         <w:tc>
           <w:tcPr>
             <w:tcW w:w="2300" w:type="dxa"/>
@@ -3721,12 +3475,6 @@
         </w:tc>
       </w:tr>
       <w:tr>
-        <w:tblPrEx>
-          <w:tblCellMar>
-            <w:top w:w="0" w:type="dxa"/>
-            <w:bottom w:w="0" w:type="dxa"/>
-          </w:tblCellMar>
-        </w:tblPrEx>
         <w:tc>
           <w:tcPr>
             <w:tcW w:w="2300" w:type="dxa"/>
@@ -3768,12 +3516,6 @@
         </w:tc>
       </w:tr>
       <w:tr>
-        <w:tblPrEx>
-          <w:tblCellMar>
-            <w:top w:w="0" w:type="dxa"/>
-            <w:bottom w:w="0" w:type="dxa"/>
-          </w:tblCellMar>
-        </w:tblPrEx>
         <w:tc>
           <w:tcPr>
             <w:tcW w:w="2300" w:type="dxa"/>
@@ -3815,12 +3557,6 @@
         </w:tc>
       </w:tr>
       <w:tr>
-        <w:tblPrEx>
-          <w:tblCellMar>
-            <w:top w:w="0" w:type="dxa"/>
-            <w:bottom w:w="0" w:type="dxa"/>
-          </w:tblCellMar>
-        </w:tblPrEx>
         <w:tc>
           <w:tcPr>
             <w:tcW w:w="2300" w:type="dxa"/>
@@ -3862,12 +3598,6 @@
         </w:tc>
       </w:tr>
       <w:tr>
-        <w:tblPrEx>
-          <w:tblCellMar>
-            <w:top w:w="0" w:type="dxa"/>
-            <w:bottom w:w="0" w:type="dxa"/>
-          </w:tblCellMar>
-        </w:tblPrEx>
         <w:tc>
           <w:tcPr>
             <w:tcW w:w="2300" w:type="dxa"/>
@@ -3913,12 +3643,6 @@
         </w:tc>
       </w:tr>
       <w:tr>
-        <w:tblPrEx>
-          <w:tblCellMar>
-            <w:top w:w="0" w:type="dxa"/>
-            <w:bottom w:w="0" w:type="dxa"/>
-          </w:tblCellMar>
-        </w:tblPrEx>
         <w:tc>
           <w:tcPr>
             <w:tcW w:w="2300" w:type="dxa"/>
@@ -4017,12 +3741,6 @@
         <w:gridCol w:w="6700"/>
       </w:tblGrid>
       <w:tr>
-        <w:tblPrEx>
-          <w:tblCellMar>
-            <w:top w:w="0" w:type="dxa"/>
-            <w:bottom w:w="0" w:type="dxa"/>
-          </w:tblCellMar>
-        </w:tblPrEx>
         <w:trPr>
           <w:tblHeader/>
         </w:trPr>
@@ -4069,18 +3787,28 @@
                 <w:bCs/>
                 <w:color w:val="FFFFFF"/>
               </w:rPr>
-              <w:t>UC07 — Visualizar saldo</w:t>
-            </w:r>
-          </w:p>
-        </w:tc>
-      </w:tr>
-      <w:tr>
-        <w:tblPrEx>
-          <w:tblCellMar>
-            <w:top w:w="0" w:type="dxa"/>
-            <w:bottom w:w="0" w:type="dxa"/>
-          </w:tblCellMar>
-        </w:tblPrEx>
+              <w:t xml:space="preserve">UC07 </w:t>
+            </w:r>
+            <w:r>
+              <w:rPr>
+                <w:b/>
+                <w:bCs/>
+                <w:color w:val="FFFFFF"/>
+              </w:rPr>
+              <w:t>-</w:t>
+            </w:r>
+            <w:r>
+              <w:rPr>
+                <w:b/>
+                <w:bCs/>
+                <w:color w:val="FFFFFF"/>
+              </w:rPr>
+              <w:t xml:space="preserve"> Visualizar saldo</w:t>
+            </w:r>
+          </w:p>
+        </w:tc>
+      </w:tr>
+      <w:tr>
         <w:tc>
           <w:tcPr>
             <w:tcW w:w="2300" w:type="dxa"/>
@@ -4122,12 +3850,6 @@
         </w:tc>
       </w:tr>
       <w:tr>
-        <w:tblPrEx>
-          <w:tblCellMar>
-            <w:top w:w="0" w:type="dxa"/>
-            <w:bottom w:w="0" w:type="dxa"/>
-          </w:tblCellMar>
-        </w:tblPrEx>
         <w:tc>
           <w:tcPr>
             <w:tcW w:w="2300" w:type="dxa"/>
@@ -4169,12 +3891,6 @@
         </w:tc>
       </w:tr>
       <w:tr>
-        <w:tblPrEx>
-          <w:tblCellMar>
-            <w:top w:w="0" w:type="dxa"/>
-            <w:bottom w:w="0" w:type="dxa"/>
-          </w:tblCellMar>
-        </w:tblPrEx>
         <w:tc>
           <w:tcPr>
             <w:tcW w:w="2300" w:type="dxa"/>
@@ -4216,12 +3932,6 @@
         </w:tc>
       </w:tr>
       <w:tr>
-        <w:tblPrEx>
-          <w:tblCellMar>
-            <w:top w:w="0" w:type="dxa"/>
-            <w:bottom w:w="0" w:type="dxa"/>
-          </w:tblCellMar>
-        </w:tblPrEx>
         <w:tc>
           <w:tcPr>
             <w:tcW w:w="2300" w:type="dxa"/>
@@ -4268,12 +3978,6 @@
         </w:tc>
       </w:tr>
       <w:tr>
-        <w:tblPrEx>
-          <w:tblCellMar>
-            <w:top w:w="0" w:type="dxa"/>
-            <w:bottom w:w="0" w:type="dxa"/>
-          </w:tblCellMar>
-        </w:tblPrEx>
         <w:tc>
           <w:tcPr>
             <w:tcW w:w="2300" w:type="dxa"/>
@@ -4315,12 +4019,6 @@
         </w:tc>
       </w:tr>
       <w:tr>
-        <w:tblPrEx>
-          <w:tblCellMar>
-            <w:top w:w="0" w:type="dxa"/>
-            <w:bottom w:w="0" w:type="dxa"/>
-          </w:tblCellMar>
-        </w:tblPrEx>
         <w:tc>
           <w:tcPr>
             <w:tcW w:w="2300" w:type="dxa"/>
@@ -4366,12 +4064,6 @@
         </w:tc>
       </w:tr>
       <w:tr>
-        <w:tblPrEx>
-          <w:tblCellMar>
-            <w:top w:w="0" w:type="dxa"/>
-            <w:bottom w:w="0" w:type="dxa"/>
-          </w:tblCellMar>
-        </w:tblPrEx>
         <w:tc>
           <w:tcPr>
             <w:tcW w:w="2300" w:type="dxa"/>
@@ -4470,12 +4162,6 @@
         <w:gridCol w:w="6700"/>
       </w:tblGrid>
       <w:tr>
-        <w:tblPrEx>
-          <w:tblCellMar>
-            <w:top w:w="0" w:type="dxa"/>
-            <w:bottom w:w="0" w:type="dxa"/>
-          </w:tblCellMar>
-        </w:tblPrEx>
         <w:trPr>
           <w:tblHeader/>
         </w:trPr>
@@ -4521,18 +4207,28 @@
                 <w:bCs/>
                 <w:color w:val="FFFFFF"/>
               </w:rPr>
-              <w:t>UC08 — Consultar saldo</w:t>
-            </w:r>
-          </w:p>
-        </w:tc>
-      </w:tr>
-      <w:tr>
-        <w:tblPrEx>
-          <w:tblCellMar>
-            <w:top w:w="0" w:type="dxa"/>
-            <w:bottom w:w="0" w:type="dxa"/>
-          </w:tblCellMar>
-        </w:tblPrEx>
+              <w:t xml:space="preserve">UC08 </w:t>
+            </w:r>
+            <w:r>
+              <w:rPr>
+                <w:b/>
+                <w:bCs/>
+                <w:color w:val="FFFFFF"/>
+              </w:rPr>
+              <w:t>-</w:t>
+            </w:r>
+            <w:r>
+              <w:rPr>
+                <w:b/>
+                <w:bCs/>
+                <w:color w:val="FFFFFF"/>
+              </w:rPr>
+              <w:t xml:space="preserve"> Consultar saldo</w:t>
+            </w:r>
+          </w:p>
+        </w:tc>
+      </w:tr>
+      <w:tr>
         <w:tc>
           <w:tcPr>
             <w:tcW w:w="2300" w:type="dxa"/>
@@ -4574,12 +4270,6 @@
         </w:tc>
       </w:tr>
       <w:tr>
-        <w:tblPrEx>
-          <w:tblCellMar>
-            <w:top w:w="0" w:type="dxa"/>
-            <w:bottom w:w="0" w:type="dxa"/>
-          </w:tblCellMar>
-        </w:tblPrEx>
         <w:tc>
           <w:tcPr>
             <w:tcW w:w="2300" w:type="dxa"/>
@@ -4621,12 +4311,6 @@
         </w:tc>
       </w:tr>
       <w:tr>
-        <w:tblPrEx>
-          <w:tblCellMar>
-            <w:top w:w="0" w:type="dxa"/>
-            <w:bottom w:w="0" w:type="dxa"/>
-          </w:tblCellMar>
-        </w:tblPrEx>
         <w:tc>
           <w:tcPr>
             <w:tcW w:w="2300" w:type="dxa"/>
@@ -4668,12 +4352,6 @@
         </w:tc>
       </w:tr>
       <w:tr>
-        <w:tblPrEx>
-          <w:tblCellMar>
-            <w:top w:w="0" w:type="dxa"/>
-            <w:bottom w:w="0" w:type="dxa"/>
-          </w:tblCellMar>
-        </w:tblPrEx>
         <w:tc>
           <w:tcPr>
             <w:tcW w:w="2300" w:type="dxa"/>
@@ -4720,12 +4398,6 @@
         </w:tc>
       </w:tr>
       <w:tr>
-        <w:tblPrEx>
-          <w:tblCellMar>
-            <w:top w:w="0" w:type="dxa"/>
-            <w:bottom w:w="0" w:type="dxa"/>
-          </w:tblCellMar>
-        </w:tblPrEx>
         <w:tc>
           <w:tcPr>
             <w:tcW w:w="2300" w:type="dxa"/>
@@ -4767,12 +4439,6 @@
         </w:tc>
       </w:tr>
       <w:tr>
-        <w:tblPrEx>
-          <w:tblCellMar>
-            <w:top w:w="0" w:type="dxa"/>
-            <w:bottom w:w="0" w:type="dxa"/>
-          </w:tblCellMar>
-        </w:tblPrEx>
         <w:tc>
           <w:tcPr>
             <w:tcW w:w="2300" w:type="dxa"/>
@@ -4818,12 +4484,6 @@
         </w:tc>
       </w:tr>
       <w:tr>
-        <w:tblPrEx>
-          <w:tblCellMar>
-            <w:top w:w="0" w:type="dxa"/>
-            <w:bottom w:w="0" w:type="dxa"/>
-          </w:tblCellMar>
-        </w:tblPrEx>
         <w:tc>
           <w:tcPr>
             <w:tcW w:w="2300" w:type="dxa"/>
@@ -4922,12 +4582,6 @@
         <w:gridCol w:w="6700"/>
       </w:tblGrid>
       <w:tr>
-        <w:tblPrEx>
-          <w:tblCellMar>
-            <w:top w:w="0" w:type="dxa"/>
-            <w:bottom w:w="0" w:type="dxa"/>
-          </w:tblCellMar>
-        </w:tblPrEx>
         <w:trPr>
           <w:tblHeader/>
         </w:trPr>
@@ -4973,18 +4627,28 @@
                 <w:bCs/>
                 <w:color w:val="FFFFFF"/>
               </w:rPr>
-              <w:t>UC09 — Solicitar saque</w:t>
-            </w:r>
-          </w:p>
-        </w:tc>
-      </w:tr>
-      <w:tr>
-        <w:tblPrEx>
-          <w:tblCellMar>
-            <w:top w:w="0" w:type="dxa"/>
-            <w:bottom w:w="0" w:type="dxa"/>
-          </w:tblCellMar>
-        </w:tblPrEx>
+              <w:t xml:space="preserve">UC09 </w:t>
+            </w:r>
+            <w:r>
+              <w:rPr>
+                <w:b/>
+                <w:bCs/>
+                <w:color w:val="FFFFFF"/>
+              </w:rPr>
+              <w:t>-</w:t>
+            </w:r>
+            <w:r>
+              <w:rPr>
+                <w:b/>
+                <w:bCs/>
+                <w:color w:val="FFFFFF"/>
+              </w:rPr>
+              <w:t xml:space="preserve"> Solicitar saque</w:t>
+            </w:r>
+          </w:p>
+        </w:tc>
+      </w:tr>
+      <w:tr>
         <w:tc>
           <w:tcPr>
             <w:tcW w:w="2300" w:type="dxa"/>
@@ -5026,12 +4690,6 @@
         </w:tc>
       </w:tr>
       <w:tr>
-        <w:tblPrEx>
-          <w:tblCellMar>
-            <w:top w:w="0" w:type="dxa"/>
-            <w:bottom w:w="0" w:type="dxa"/>
-          </w:tblCellMar>
-        </w:tblPrEx>
         <w:tc>
           <w:tcPr>
             <w:tcW w:w="2300" w:type="dxa"/>
@@ -5073,12 +4731,6 @@
         </w:tc>
       </w:tr>
       <w:tr>
-        <w:tblPrEx>
-          <w:tblCellMar>
-            <w:top w:w="0" w:type="dxa"/>
-            <w:bottom w:w="0" w:type="dxa"/>
-          </w:tblCellMar>
-        </w:tblPrEx>
         <w:tc>
           <w:tcPr>
             <w:tcW w:w="2300" w:type="dxa"/>
@@ -5120,12 +4772,6 @@
         </w:tc>
       </w:tr>
       <w:tr>
-        <w:tblPrEx>
-          <w:tblCellMar>
-            <w:top w:w="0" w:type="dxa"/>
-            <w:bottom w:w="0" w:type="dxa"/>
-          </w:tblCellMar>
-        </w:tblPrEx>
         <w:tc>
           <w:tcPr>
             <w:tcW w:w="2300" w:type="dxa"/>
@@ -5177,12 +4823,6 @@
         </w:tc>
       </w:tr>
       <w:tr>
-        <w:tblPrEx>
-          <w:tblCellMar>
-            <w:top w:w="0" w:type="dxa"/>
-            <w:bottom w:w="0" w:type="dxa"/>
-          </w:tblCellMar>
-        </w:tblPrEx>
         <w:tc>
           <w:tcPr>
             <w:tcW w:w="2300" w:type="dxa"/>
@@ -5224,12 +4864,6 @@
         </w:tc>
       </w:tr>
       <w:tr>
-        <w:tblPrEx>
-          <w:tblCellMar>
-            <w:top w:w="0" w:type="dxa"/>
-            <w:bottom w:w="0" w:type="dxa"/>
-          </w:tblCellMar>
-        </w:tblPrEx>
         <w:tc>
           <w:tcPr>
             <w:tcW w:w="2300" w:type="dxa"/>
@@ -5271,12 +4905,6 @@
         </w:tc>
       </w:tr>
       <w:tr>
-        <w:tblPrEx>
-          <w:tblCellMar>
-            <w:top w:w="0" w:type="dxa"/>
-            <w:bottom w:w="0" w:type="dxa"/>
-          </w:tblCellMar>
-        </w:tblPrEx>
         <w:tc>
           <w:tcPr>
             <w:tcW w:w="2300" w:type="dxa"/>
@@ -5322,12 +4950,6 @@
         </w:tc>
       </w:tr>
       <w:tr>
-        <w:tblPrEx>
-          <w:tblCellMar>
-            <w:top w:w="0" w:type="dxa"/>
-            <w:bottom w:w="0" w:type="dxa"/>
-          </w:tblCellMar>
-        </w:tblPrEx>
         <w:tc>
           <w:tcPr>
             <w:tcW w:w="2300" w:type="dxa"/>
@@ -5440,12 +5062,6 @@
         <w:gridCol w:w="6700"/>
       </w:tblGrid>
       <w:tr>
-        <w:tblPrEx>
-          <w:tblCellMar>
-            <w:top w:w="0" w:type="dxa"/>
-            <w:bottom w:w="0" w:type="dxa"/>
-          </w:tblCellMar>
-        </w:tblPrEx>
         <w:trPr>
           <w:tblHeader/>
         </w:trPr>
@@ -5492,18 +5108,28 @@
                 <w:bCs/>
                 <w:color w:val="FFFFFF"/>
               </w:rPr>
-              <w:t>UC10 — Acessar cobrança via link</w:t>
-            </w:r>
-          </w:p>
-        </w:tc>
-      </w:tr>
-      <w:tr>
-        <w:tblPrEx>
-          <w:tblCellMar>
-            <w:top w:w="0" w:type="dxa"/>
-            <w:bottom w:w="0" w:type="dxa"/>
-          </w:tblCellMar>
-        </w:tblPrEx>
+              <w:t xml:space="preserve">UC10 </w:t>
+            </w:r>
+            <w:r>
+              <w:rPr>
+                <w:b/>
+                <w:bCs/>
+                <w:color w:val="FFFFFF"/>
+              </w:rPr>
+              <w:t>-</w:t>
+            </w:r>
+            <w:r>
+              <w:rPr>
+                <w:b/>
+                <w:bCs/>
+                <w:color w:val="FFFFFF"/>
+              </w:rPr>
+              <w:t xml:space="preserve"> Acessar cobrança via link</w:t>
+            </w:r>
+          </w:p>
+        </w:tc>
+      </w:tr>
+      <w:tr>
         <w:tc>
           <w:tcPr>
             <w:tcW w:w="2300" w:type="dxa"/>
@@ -5545,12 +5171,6 @@
         </w:tc>
       </w:tr>
       <w:tr>
-        <w:tblPrEx>
-          <w:tblCellMar>
-            <w:top w:w="0" w:type="dxa"/>
-            <w:bottom w:w="0" w:type="dxa"/>
-          </w:tblCellMar>
-        </w:tblPrEx>
         <w:tc>
           <w:tcPr>
             <w:tcW w:w="2300" w:type="dxa"/>
@@ -5592,12 +5212,6 @@
         </w:tc>
       </w:tr>
       <w:tr>
-        <w:tblPrEx>
-          <w:tblCellMar>
-            <w:top w:w="0" w:type="dxa"/>
-            <w:bottom w:w="0" w:type="dxa"/>
-          </w:tblCellMar>
-        </w:tblPrEx>
         <w:tc>
           <w:tcPr>
             <w:tcW w:w="2300" w:type="dxa"/>
@@ -5639,12 +5253,6 @@
         </w:tc>
       </w:tr>
       <w:tr>
-        <w:tblPrEx>
-          <w:tblCellMar>
-            <w:top w:w="0" w:type="dxa"/>
-            <w:bottom w:w="0" w:type="dxa"/>
-          </w:tblCellMar>
-        </w:tblPrEx>
         <w:tc>
           <w:tcPr>
             <w:tcW w:w="2300" w:type="dxa"/>
@@ -5691,12 +5299,6 @@
         </w:tc>
       </w:tr>
       <w:tr>
-        <w:tblPrEx>
-          <w:tblCellMar>
-            <w:top w:w="0" w:type="dxa"/>
-            <w:bottom w:w="0" w:type="dxa"/>
-          </w:tblCellMar>
-        </w:tblPrEx>
         <w:tc>
           <w:tcPr>
             <w:tcW w:w="2300" w:type="dxa"/>
@@ -5738,12 +5340,6 @@
         </w:tc>
       </w:tr>
       <w:tr>
-        <w:tblPrEx>
-          <w:tblCellMar>
-            <w:top w:w="0" w:type="dxa"/>
-            <w:bottom w:w="0" w:type="dxa"/>
-          </w:tblCellMar>
-        </w:tblPrEx>
         <w:tc>
           <w:tcPr>
             <w:tcW w:w="2300" w:type="dxa"/>
@@ -5785,12 +5381,6 @@
         </w:tc>
       </w:tr>
       <w:tr>
-        <w:tblPrEx>
-          <w:tblCellMar>
-            <w:top w:w="0" w:type="dxa"/>
-            <w:bottom w:w="0" w:type="dxa"/>
-          </w:tblCellMar>
-        </w:tblPrEx>
         <w:tc>
           <w:tcPr>
             <w:tcW w:w="2300" w:type="dxa"/>
@@ -5836,12 +5426,6 @@
         </w:tc>
       </w:tr>
       <w:tr>
-        <w:tblPrEx>
-          <w:tblCellMar>
-            <w:top w:w="0" w:type="dxa"/>
-            <w:bottom w:w="0" w:type="dxa"/>
-          </w:tblCellMar>
-        </w:tblPrEx>
         <w:tc>
           <w:tcPr>
             <w:tcW w:w="2300" w:type="dxa"/>
@@ -5940,12 +5524,6 @@
         <w:gridCol w:w="6700"/>
       </w:tblGrid>
       <w:tr>
-        <w:tblPrEx>
-          <w:tblCellMar>
-            <w:top w:w="0" w:type="dxa"/>
-            <w:bottom w:w="0" w:type="dxa"/>
-          </w:tblCellMar>
-        </w:tblPrEx>
         <w:trPr>
           <w:tblHeader/>
         </w:trPr>
@@ -5991,18 +5569,28 @@
                 <w:bCs/>
                 <w:color w:val="FFFFFF"/>
               </w:rPr>
-              <w:t>UC11 — Pagar cobrança</w:t>
-            </w:r>
-          </w:p>
-        </w:tc>
-      </w:tr>
-      <w:tr>
-        <w:tblPrEx>
-          <w:tblCellMar>
-            <w:top w:w="0" w:type="dxa"/>
-            <w:bottom w:w="0" w:type="dxa"/>
-          </w:tblCellMar>
-        </w:tblPrEx>
+              <w:t xml:space="preserve">UC11 </w:t>
+            </w:r>
+            <w:r>
+              <w:rPr>
+                <w:b/>
+                <w:bCs/>
+                <w:color w:val="FFFFFF"/>
+              </w:rPr>
+              <w:t>-</w:t>
+            </w:r>
+            <w:r>
+              <w:rPr>
+                <w:b/>
+                <w:bCs/>
+                <w:color w:val="FFFFFF"/>
+              </w:rPr>
+              <w:t xml:space="preserve"> Pagar cobrança</w:t>
+            </w:r>
+          </w:p>
+        </w:tc>
+      </w:tr>
+      <w:tr>
         <w:tc>
           <w:tcPr>
             <w:tcW w:w="2300" w:type="dxa"/>
@@ -6044,12 +5632,6 @@
         </w:tc>
       </w:tr>
       <w:tr>
-        <w:tblPrEx>
-          <w:tblCellMar>
-            <w:top w:w="0" w:type="dxa"/>
-            <w:bottom w:w="0" w:type="dxa"/>
-          </w:tblCellMar>
-        </w:tblPrEx>
         <w:tc>
           <w:tcPr>
             <w:tcW w:w="2300" w:type="dxa"/>
@@ -6091,12 +5673,6 @@
         </w:tc>
       </w:tr>
       <w:tr>
-        <w:tblPrEx>
-          <w:tblCellMar>
-            <w:top w:w="0" w:type="dxa"/>
-            <w:bottom w:w="0" w:type="dxa"/>
-          </w:tblCellMar>
-        </w:tblPrEx>
         <w:tc>
           <w:tcPr>
             <w:tcW w:w="2300" w:type="dxa"/>
@@ -6138,12 +5714,6 @@
         </w:tc>
       </w:tr>
       <w:tr>
-        <w:tblPrEx>
-          <w:tblCellMar>
-            <w:top w:w="0" w:type="dxa"/>
-            <w:bottom w:w="0" w:type="dxa"/>
-          </w:tblCellMar>
-        </w:tblPrEx>
         <w:tc>
           <w:tcPr>
             <w:tcW w:w="2300" w:type="dxa"/>
@@ -6185,12 +5755,6 @@
         </w:tc>
       </w:tr>
       <w:tr>
-        <w:tblPrEx>
-          <w:tblCellMar>
-            <w:top w:w="0" w:type="dxa"/>
-            <w:bottom w:w="0" w:type="dxa"/>
-          </w:tblCellMar>
-        </w:tblPrEx>
         <w:tc>
           <w:tcPr>
             <w:tcW w:w="2300" w:type="dxa"/>
@@ -6252,12 +5816,6 @@
         </w:tc>
       </w:tr>
       <w:tr>
-        <w:tblPrEx>
-          <w:tblCellMar>
-            <w:top w:w="0" w:type="dxa"/>
-            <w:bottom w:w="0" w:type="dxa"/>
-          </w:tblCellMar>
-        </w:tblPrEx>
         <w:tc>
           <w:tcPr>
             <w:tcW w:w="2300" w:type="dxa"/>
@@ -6299,12 +5857,6 @@
         </w:tc>
       </w:tr>
       <w:tr>
-        <w:tblPrEx>
-          <w:tblCellMar>
-            <w:top w:w="0" w:type="dxa"/>
-            <w:bottom w:w="0" w:type="dxa"/>
-          </w:tblCellMar>
-        </w:tblPrEx>
         <w:tc>
           <w:tcPr>
             <w:tcW w:w="2300" w:type="dxa"/>
@@ -6346,12 +5898,6 @@
         </w:tc>
       </w:tr>
       <w:tr>
-        <w:tblPrEx>
-          <w:tblCellMar>
-            <w:top w:w="0" w:type="dxa"/>
-            <w:bottom w:w="0" w:type="dxa"/>
-          </w:tblCellMar>
-        </w:tblPrEx>
         <w:tc>
           <w:tcPr>
             <w:tcW w:w="2300" w:type="dxa"/>
@@ -6397,12 +5943,6 @@
         </w:tc>
       </w:tr>
       <w:tr>
-        <w:tblPrEx>
-          <w:tblCellMar>
-            <w:top w:w="0" w:type="dxa"/>
-            <w:bottom w:w="0" w:type="dxa"/>
-          </w:tblCellMar>
-        </w:tblPrEx>
         <w:tc>
           <w:tcPr>
             <w:tcW w:w="2300" w:type="dxa"/>
@@ -6501,12 +6041,6 @@
         <w:gridCol w:w="6700"/>
       </w:tblGrid>
       <w:tr>
-        <w:tblPrEx>
-          <w:tblCellMar>
-            <w:top w:w="0" w:type="dxa"/>
-            <w:bottom w:w="0" w:type="dxa"/>
-          </w:tblCellMar>
-        </w:tblPrEx>
         <w:trPr>
           <w:tblHeader/>
         </w:trPr>
@@ -6552,18 +6086,28 @@
                 <w:bCs/>
                 <w:color w:val="FFFFFF"/>
               </w:rPr>
-              <w:t>UC12 — Informar CPF (Convidado)</w:t>
-            </w:r>
-          </w:p>
-        </w:tc>
-      </w:tr>
-      <w:tr>
-        <w:tblPrEx>
-          <w:tblCellMar>
-            <w:top w:w="0" w:type="dxa"/>
-            <w:bottom w:w="0" w:type="dxa"/>
-          </w:tblCellMar>
-        </w:tblPrEx>
+              <w:t xml:space="preserve">UC12 </w:t>
+            </w:r>
+            <w:r>
+              <w:rPr>
+                <w:b/>
+                <w:bCs/>
+                <w:color w:val="FFFFFF"/>
+              </w:rPr>
+              <w:t>-</w:t>
+            </w:r>
+            <w:r>
+              <w:rPr>
+                <w:b/>
+                <w:bCs/>
+                <w:color w:val="FFFFFF"/>
+              </w:rPr>
+              <w:t xml:space="preserve"> Informar CPF (Convidado)</w:t>
+            </w:r>
+          </w:p>
+        </w:tc>
+      </w:tr>
+      <w:tr>
         <w:tc>
           <w:tcPr>
             <w:tcW w:w="2300" w:type="dxa"/>
@@ -6605,12 +6149,6 @@
         </w:tc>
       </w:tr>
       <w:tr>
-        <w:tblPrEx>
-          <w:tblCellMar>
-            <w:top w:w="0" w:type="dxa"/>
-            <w:bottom w:w="0" w:type="dxa"/>
-          </w:tblCellMar>
-        </w:tblPrEx>
         <w:tc>
           <w:tcPr>
             <w:tcW w:w="2300" w:type="dxa"/>
@@ -6652,12 +6190,6 @@
         </w:tc>
       </w:tr>
       <w:tr>
-        <w:tblPrEx>
-          <w:tblCellMar>
-            <w:top w:w="0" w:type="dxa"/>
-            <w:bottom w:w="0" w:type="dxa"/>
-          </w:tblCellMar>
-        </w:tblPrEx>
         <w:tc>
           <w:tcPr>
             <w:tcW w:w="2300" w:type="dxa"/>
@@ -6699,12 +6231,6 @@
         </w:tc>
       </w:tr>
       <w:tr>
-        <w:tblPrEx>
-          <w:tblCellMar>
-            <w:top w:w="0" w:type="dxa"/>
-            <w:bottom w:w="0" w:type="dxa"/>
-          </w:tblCellMar>
-        </w:tblPrEx>
         <w:tc>
           <w:tcPr>
             <w:tcW w:w="2300" w:type="dxa"/>
@@ -6746,12 +6272,6 @@
         </w:tc>
       </w:tr>
       <w:tr>
-        <w:tblPrEx>
-          <w:tblCellMar>
-            <w:top w:w="0" w:type="dxa"/>
-            <w:bottom w:w="0" w:type="dxa"/>
-          </w:tblCellMar>
-        </w:tblPrEx>
         <w:tc>
           <w:tcPr>
             <w:tcW w:w="2300" w:type="dxa"/>
@@ -6798,12 +6318,6 @@
         </w:tc>
       </w:tr>
       <w:tr>
-        <w:tblPrEx>
-          <w:tblCellMar>
-            <w:top w:w="0" w:type="dxa"/>
-            <w:bottom w:w="0" w:type="dxa"/>
-          </w:tblCellMar>
-        </w:tblPrEx>
         <w:tc>
           <w:tcPr>
             <w:tcW w:w="2300" w:type="dxa"/>
@@ -6846,12 +6360,6 @@
         </w:tc>
       </w:tr>
       <w:tr>
-        <w:tblPrEx>
-          <w:tblCellMar>
-            <w:top w:w="0" w:type="dxa"/>
-            <w:bottom w:w="0" w:type="dxa"/>
-          </w:tblCellMar>
-        </w:tblPrEx>
         <w:tc>
           <w:tcPr>
             <w:tcW w:w="2300" w:type="dxa"/>
@@ -6897,12 +6405,6 @@
         </w:tc>
       </w:tr>
       <w:tr>
-        <w:tblPrEx>
-          <w:tblCellMar>
-            <w:top w:w="0" w:type="dxa"/>
-            <w:bottom w:w="0" w:type="dxa"/>
-          </w:tblCellMar>
-        </w:tblPrEx>
         <w:tc>
           <w:tcPr>
             <w:tcW w:w="2300" w:type="dxa"/>
@@ -7001,12 +6503,6 @@
         <w:gridCol w:w="6700"/>
       </w:tblGrid>
       <w:tr>
-        <w:tblPrEx>
-          <w:tblCellMar>
-            <w:top w:w="0" w:type="dxa"/>
-            <w:bottom w:w="0" w:type="dxa"/>
-          </w:tblCellMar>
-        </w:tblPrEx>
         <w:trPr>
           <w:tblHeader/>
         </w:trPr>
@@ -7052,18 +6548,28 @@
                 <w:bCs/>
                 <w:color w:val="FFFFFF"/>
               </w:rPr>
-              <w:t>UC13 — Cadastrar conta (opcional)</w:t>
-            </w:r>
-          </w:p>
-        </w:tc>
-      </w:tr>
-      <w:tr>
-        <w:tblPrEx>
-          <w:tblCellMar>
-            <w:top w:w="0" w:type="dxa"/>
-            <w:bottom w:w="0" w:type="dxa"/>
-          </w:tblCellMar>
-        </w:tblPrEx>
+              <w:t xml:space="preserve">UC13 </w:t>
+            </w:r>
+            <w:r>
+              <w:rPr>
+                <w:b/>
+                <w:bCs/>
+                <w:color w:val="FFFFFF"/>
+              </w:rPr>
+              <w:t xml:space="preserve">- </w:t>
+            </w:r>
+            <w:r>
+              <w:rPr>
+                <w:b/>
+                <w:bCs/>
+                <w:color w:val="FFFFFF"/>
+              </w:rPr>
+              <w:t>Cadastrar conta (opcional)</w:t>
+            </w:r>
+          </w:p>
+        </w:tc>
+      </w:tr>
+      <w:tr>
         <w:tc>
           <w:tcPr>
             <w:tcW w:w="2300" w:type="dxa"/>
@@ -7105,12 +6611,6 @@
         </w:tc>
       </w:tr>
       <w:tr>
-        <w:tblPrEx>
-          <w:tblCellMar>
-            <w:top w:w="0" w:type="dxa"/>
-            <w:bottom w:w="0" w:type="dxa"/>
-          </w:tblCellMar>
-        </w:tblPrEx>
         <w:tc>
           <w:tcPr>
             <w:tcW w:w="2300" w:type="dxa"/>
@@ -7152,12 +6652,6 @@
         </w:tc>
       </w:tr>
       <w:tr>
-        <w:tblPrEx>
-          <w:tblCellMar>
-            <w:top w:w="0" w:type="dxa"/>
-            <w:bottom w:w="0" w:type="dxa"/>
-          </w:tblCellMar>
-        </w:tblPrEx>
         <w:tc>
           <w:tcPr>
             <w:tcW w:w="2300" w:type="dxa"/>
@@ -7199,12 +6693,6 @@
         </w:tc>
       </w:tr>
       <w:tr>
-        <w:tblPrEx>
-          <w:tblCellMar>
-            <w:top w:w="0" w:type="dxa"/>
-            <w:bottom w:w="0" w:type="dxa"/>
-          </w:tblCellMar>
-        </w:tblPrEx>
         <w:tc>
           <w:tcPr>
             <w:tcW w:w="2300" w:type="dxa"/>
@@ -7251,12 +6739,6 @@
         </w:tc>
       </w:tr>
       <w:tr>
-        <w:tblPrEx>
-          <w:tblCellMar>
-            <w:top w:w="0" w:type="dxa"/>
-            <w:bottom w:w="0" w:type="dxa"/>
-          </w:tblCellMar>
-        </w:tblPrEx>
         <w:tc>
           <w:tcPr>
             <w:tcW w:w="2300" w:type="dxa"/>
@@ -7298,12 +6780,6 @@
         </w:tc>
       </w:tr>
       <w:tr>
-        <w:tblPrEx>
-          <w:tblCellMar>
-            <w:top w:w="0" w:type="dxa"/>
-            <w:bottom w:w="0" w:type="dxa"/>
-          </w:tblCellMar>
-        </w:tblPrEx>
         <w:tc>
           <w:tcPr>
             <w:tcW w:w="2300" w:type="dxa"/>
@@ -7345,12 +6821,6 @@
         </w:tc>
       </w:tr>
       <w:tr>
-        <w:tblPrEx>
-          <w:tblCellMar>
-            <w:top w:w="0" w:type="dxa"/>
-            <w:bottom w:w="0" w:type="dxa"/>
-          </w:tblCellMar>
-        </w:tblPrEx>
         <w:tc>
           <w:tcPr>
             <w:tcW w:w="2300" w:type="dxa"/>
@@ -7396,12 +6866,6 @@
         </w:tc>
       </w:tr>
       <w:tr>
-        <w:tblPrEx>
-          <w:tblCellMar>
-            <w:top w:w="0" w:type="dxa"/>
-            <w:bottom w:w="0" w:type="dxa"/>
-          </w:tblCellMar>
-        </w:tblPrEx>
         <w:tc>
           <w:tcPr>
             <w:tcW w:w="2300" w:type="dxa"/>
@@ -7500,12 +6964,6 @@
         <w:gridCol w:w="6700"/>
       </w:tblGrid>
       <w:tr>
-        <w:tblPrEx>
-          <w:tblCellMar>
-            <w:top w:w="0" w:type="dxa"/>
-            <w:bottom w:w="0" w:type="dxa"/>
-          </w:tblCellMar>
-        </w:tblPrEx>
         <w:trPr>
           <w:tblHeader/>
         </w:trPr>
@@ -7551,18 +7009,28 @@
                 <w:bCs/>
                 <w:color w:val="FFFFFF"/>
               </w:rPr>
-              <w:t>UC14 — Fazer login (Cliente)</w:t>
-            </w:r>
-          </w:p>
-        </w:tc>
-      </w:tr>
-      <w:tr>
-        <w:tblPrEx>
-          <w:tblCellMar>
-            <w:top w:w="0" w:type="dxa"/>
-            <w:bottom w:w="0" w:type="dxa"/>
-          </w:tblCellMar>
-        </w:tblPrEx>
+              <w:t xml:space="preserve">UC14 </w:t>
+            </w:r>
+            <w:r>
+              <w:rPr>
+                <w:b/>
+                <w:bCs/>
+                <w:color w:val="FFFFFF"/>
+              </w:rPr>
+              <w:t>-</w:t>
+            </w:r>
+            <w:r>
+              <w:rPr>
+                <w:b/>
+                <w:bCs/>
+                <w:color w:val="FFFFFF"/>
+              </w:rPr>
+              <w:t xml:space="preserve"> Fazer login (Cliente)</w:t>
+            </w:r>
+          </w:p>
+        </w:tc>
+      </w:tr>
+      <w:tr>
         <w:tc>
           <w:tcPr>
             <w:tcW w:w="2300" w:type="dxa"/>
@@ -7604,12 +7072,6 @@
         </w:tc>
       </w:tr>
       <w:tr>
-        <w:tblPrEx>
-          <w:tblCellMar>
-            <w:top w:w="0" w:type="dxa"/>
-            <w:bottom w:w="0" w:type="dxa"/>
-          </w:tblCellMar>
-        </w:tblPrEx>
         <w:tc>
           <w:tcPr>
             <w:tcW w:w="2300" w:type="dxa"/>
@@ -7659,12 +7121,6 @@
         </w:tc>
       </w:tr>
       <w:tr>
-        <w:tblPrEx>
-          <w:tblCellMar>
-            <w:top w:w="0" w:type="dxa"/>
-            <w:bottom w:w="0" w:type="dxa"/>
-          </w:tblCellMar>
-        </w:tblPrEx>
         <w:tc>
           <w:tcPr>
             <w:tcW w:w="2300" w:type="dxa"/>
@@ -7706,12 +7162,6 @@
         </w:tc>
       </w:tr>
       <w:tr>
-        <w:tblPrEx>
-          <w:tblCellMar>
-            <w:top w:w="0" w:type="dxa"/>
-            <w:bottom w:w="0" w:type="dxa"/>
-          </w:tblCellMar>
-        </w:tblPrEx>
         <w:tc>
           <w:tcPr>
             <w:tcW w:w="2300" w:type="dxa"/>
@@ -7763,12 +7213,6 @@
         </w:tc>
       </w:tr>
       <w:tr>
-        <w:tblPrEx>
-          <w:tblCellMar>
-            <w:top w:w="0" w:type="dxa"/>
-            <w:bottom w:w="0" w:type="dxa"/>
-          </w:tblCellMar>
-        </w:tblPrEx>
         <w:tc>
           <w:tcPr>
             <w:tcW w:w="2300" w:type="dxa"/>
@@ -7810,12 +7254,6 @@
         </w:tc>
       </w:tr>
       <w:tr>
-        <w:tblPrEx>
-          <w:tblCellMar>
-            <w:top w:w="0" w:type="dxa"/>
-            <w:bottom w:w="0" w:type="dxa"/>
-          </w:tblCellMar>
-        </w:tblPrEx>
         <w:tc>
           <w:tcPr>
             <w:tcW w:w="2300" w:type="dxa"/>
@@ -7857,12 +7295,6 @@
         </w:tc>
       </w:tr>
       <w:tr>
-        <w:tblPrEx>
-          <w:tblCellMar>
-            <w:top w:w="0" w:type="dxa"/>
-            <w:bottom w:w="0" w:type="dxa"/>
-          </w:tblCellMar>
-        </w:tblPrEx>
         <w:tc>
           <w:tcPr>
             <w:tcW w:w="2300" w:type="dxa"/>
@@ -7908,12 +7340,6 @@
         </w:tc>
       </w:tr>
       <w:tr>
-        <w:tblPrEx>
-          <w:tblCellMar>
-            <w:top w:w="0" w:type="dxa"/>
-            <w:bottom w:w="0" w:type="dxa"/>
-          </w:tblCellMar>
-        </w:tblPrEx>
         <w:tc>
           <w:tcPr>
             <w:tcW w:w="2300" w:type="dxa"/>
@@ -8012,12 +7438,6 @@
         <w:gridCol w:w="6700"/>
       </w:tblGrid>
       <w:tr>
-        <w:tblPrEx>
-          <w:tblCellMar>
-            <w:top w:w="0" w:type="dxa"/>
-            <w:bottom w:w="0" w:type="dxa"/>
-          </w:tblCellMar>
-        </w:tblPrEx>
         <w:trPr>
           <w:tblHeader/>
         </w:trPr>
@@ -8063,18 +7483,28 @@
                 <w:bCs/>
                 <w:color w:val="FFFFFF"/>
               </w:rPr>
-              <w:t>UC15 — Ver cobranças por CPF</w:t>
-            </w:r>
-          </w:p>
-        </w:tc>
-      </w:tr>
-      <w:tr>
-        <w:tblPrEx>
-          <w:tblCellMar>
-            <w:top w:w="0" w:type="dxa"/>
-            <w:bottom w:w="0" w:type="dxa"/>
-          </w:tblCellMar>
-        </w:tblPrEx>
+              <w:t xml:space="preserve">UC15 </w:t>
+            </w:r>
+            <w:r>
+              <w:rPr>
+                <w:b/>
+                <w:bCs/>
+                <w:color w:val="FFFFFF"/>
+              </w:rPr>
+              <w:t>-</w:t>
+            </w:r>
+            <w:r>
+              <w:rPr>
+                <w:b/>
+                <w:bCs/>
+                <w:color w:val="FFFFFF"/>
+              </w:rPr>
+              <w:t xml:space="preserve"> Ver cobranças por CPF</w:t>
+            </w:r>
+          </w:p>
+        </w:tc>
+      </w:tr>
+      <w:tr>
         <w:tc>
           <w:tcPr>
             <w:tcW w:w="2300" w:type="dxa"/>
@@ -8116,12 +7546,6 @@
         </w:tc>
       </w:tr>
       <w:tr>
-        <w:tblPrEx>
-          <w:tblCellMar>
-            <w:top w:w="0" w:type="dxa"/>
-            <w:bottom w:w="0" w:type="dxa"/>
-          </w:tblCellMar>
-        </w:tblPrEx>
         <w:tc>
           <w:tcPr>
             <w:tcW w:w="2300" w:type="dxa"/>
@@ -8163,12 +7587,6 @@
         </w:tc>
       </w:tr>
       <w:tr>
-        <w:tblPrEx>
-          <w:tblCellMar>
-            <w:top w:w="0" w:type="dxa"/>
-            <w:bottom w:w="0" w:type="dxa"/>
-          </w:tblCellMar>
-        </w:tblPrEx>
         <w:tc>
           <w:tcPr>
             <w:tcW w:w="2300" w:type="dxa"/>
@@ -8210,12 +7628,6 @@
         </w:tc>
       </w:tr>
       <w:tr>
-        <w:tblPrEx>
-          <w:tblCellMar>
-            <w:top w:w="0" w:type="dxa"/>
-            <w:bottom w:w="0" w:type="dxa"/>
-          </w:tblCellMar>
-        </w:tblPrEx>
         <w:tc>
           <w:tcPr>
             <w:tcW w:w="2300" w:type="dxa"/>
@@ -8263,12 +7675,6 @@
         </w:tc>
       </w:tr>
       <w:tr>
-        <w:tblPrEx>
-          <w:tblCellMar>
-            <w:top w:w="0" w:type="dxa"/>
-            <w:bottom w:w="0" w:type="dxa"/>
-          </w:tblCellMar>
-        </w:tblPrEx>
         <w:tc>
           <w:tcPr>
             <w:tcW w:w="2300" w:type="dxa"/>
@@ -8311,12 +7717,6 @@
         </w:tc>
       </w:tr>
       <w:tr>
-        <w:tblPrEx>
-          <w:tblCellMar>
-            <w:top w:w="0" w:type="dxa"/>
-            <w:bottom w:w="0" w:type="dxa"/>
-          </w:tblCellMar>
-        </w:tblPrEx>
         <w:tc>
           <w:tcPr>
             <w:tcW w:w="2300" w:type="dxa"/>
@@ -8362,12 +7762,6 @@
         </w:tc>
       </w:tr>
       <w:tr>
-        <w:tblPrEx>
-          <w:tblCellMar>
-            <w:top w:w="0" w:type="dxa"/>
-            <w:bottom w:w="0" w:type="dxa"/>
-          </w:tblCellMar>
-        </w:tblPrEx>
         <w:tc>
           <w:tcPr>
             <w:tcW w:w="2300" w:type="dxa"/>
@@ -8466,12 +7860,6 @@
         <w:gridCol w:w="6700"/>
       </w:tblGrid>
       <w:tr>
-        <w:tblPrEx>
-          <w:tblCellMar>
-            <w:top w:w="0" w:type="dxa"/>
-            <w:bottom w:w="0" w:type="dxa"/>
-          </w:tblCellMar>
-        </w:tblPrEx>
         <w:trPr>
           <w:tblHeader/>
         </w:trPr>
@@ -8517,18 +7905,28 @@
                 <w:bCs/>
                 <w:color w:val="FFFFFF"/>
               </w:rPr>
-              <w:t>UC16 — Confirmar pagamento</w:t>
-            </w:r>
-          </w:p>
-        </w:tc>
-      </w:tr>
-      <w:tr>
-        <w:tblPrEx>
-          <w:tblCellMar>
-            <w:top w:w="0" w:type="dxa"/>
-            <w:bottom w:w="0" w:type="dxa"/>
-          </w:tblCellMar>
-        </w:tblPrEx>
+              <w:t xml:space="preserve">UC16 </w:t>
+            </w:r>
+            <w:r>
+              <w:rPr>
+                <w:b/>
+                <w:bCs/>
+                <w:color w:val="FFFFFF"/>
+              </w:rPr>
+              <w:t>-</w:t>
+            </w:r>
+            <w:r>
+              <w:rPr>
+                <w:b/>
+                <w:bCs/>
+                <w:color w:val="FFFFFF"/>
+              </w:rPr>
+              <w:t xml:space="preserve"> Confirmar pagamento</w:t>
+            </w:r>
+          </w:p>
+        </w:tc>
+      </w:tr>
+      <w:tr>
         <w:tc>
           <w:tcPr>
             <w:tcW w:w="2300" w:type="dxa"/>
@@ -8570,12 +7968,6 @@
         </w:tc>
       </w:tr>
       <w:tr>
-        <w:tblPrEx>
-          <w:tblCellMar>
-            <w:top w:w="0" w:type="dxa"/>
-            <w:bottom w:w="0" w:type="dxa"/>
-          </w:tblCellMar>
-        </w:tblPrEx>
         <w:tc>
           <w:tcPr>
             <w:tcW w:w="2300" w:type="dxa"/>
@@ -8617,12 +8009,6 @@
         </w:tc>
       </w:tr>
       <w:tr>
-        <w:tblPrEx>
-          <w:tblCellMar>
-            <w:top w:w="0" w:type="dxa"/>
-            <w:bottom w:w="0" w:type="dxa"/>
-          </w:tblCellMar>
-        </w:tblPrEx>
         <w:tc>
           <w:tcPr>
             <w:tcW w:w="2300" w:type="dxa"/>
@@ -8664,12 +8050,6 @@
         </w:tc>
       </w:tr>
       <w:tr>
-        <w:tblPrEx>
-          <w:tblCellMar>
-            <w:top w:w="0" w:type="dxa"/>
-            <w:bottom w:w="0" w:type="dxa"/>
-          </w:tblCellMar>
-        </w:tblPrEx>
         <w:tc>
           <w:tcPr>
             <w:tcW w:w="2300" w:type="dxa"/>
@@ -8711,12 +8091,6 @@
         </w:tc>
       </w:tr>
       <w:tr>
-        <w:tblPrEx>
-          <w:tblCellMar>
-            <w:top w:w="0" w:type="dxa"/>
-            <w:bottom w:w="0" w:type="dxa"/>
-          </w:tblCellMar>
-        </w:tblPrEx>
         <w:tc>
           <w:tcPr>
             <w:tcW w:w="2300" w:type="dxa"/>
@@ -8768,12 +8142,6 @@
         </w:tc>
       </w:tr>
       <w:tr>
-        <w:tblPrEx>
-          <w:tblCellMar>
-            <w:top w:w="0" w:type="dxa"/>
-            <w:bottom w:w="0" w:type="dxa"/>
-          </w:tblCellMar>
-        </w:tblPrEx>
         <w:tc>
           <w:tcPr>
             <w:tcW w:w="2300" w:type="dxa"/>
@@ -8815,12 +8183,6 @@
         </w:tc>
       </w:tr>
       <w:tr>
-        <w:tblPrEx>
-          <w:tblCellMar>
-            <w:top w:w="0" w:type="dxa"/>
-            <w:bottom w:w="0" w:type="dxa"/>
-          </w:tblCellMar>
-        </w:tblPrEx>
         <w:tc>
           <w:tcPr>
             <w:tcW w:w="2300" w:type="dxa"/>
@@ -8862,12 +8224,6 @@
         </w:tc>
       </w:tr>
       <w:tr>
-        <w:tblPrEx>
-          <w:tblCellMar>
-            <w:top w:w="0" w:type="dxa"/>
-            <w:bottom w:w="0" w:type="dxa"/>
-          </w:tblCellMar>
-        </w:tblPrEx>
         <w:tc>
           <w:tcPr>
             <w:tcW w:w="2300" w:type="dxa"/>
@@ -8913,12 +8269,6 @@
         </w:tc>
       </w:tr>
       <w:tr>
-        <w:tblPrEx>
-          <w:tblCellMar>
-            <w:top w:w="0" w:type="dxa"/>
-            <w:bottom w:w="0" w:type="dxa"/>
-          </w:tblCellMar>
-        </w:tblPrEx>
         <w:tc>
           <w:tcPr>
             <w:tcW w:w="2300" w:type="dxa"/>
@@ -9035,12 +8385,6 @@
         <w:gridCol w:w="2600"/>
       </w:tblGrid>
       <w:tr>
-        <w:tblPrEx>
-          <w:tblCellMar>
-            <w:top w:w="0" w:type="dxa"/>
-            <w:bottom w:w="0" w:type="dxa"/>
-          </w:tblCellMar>
-        </w:tblPrEx>
         <w:trPr>
           <w:tblHeader/>
         </w:trPr>
@@ -9118,12 +8462,6 @@
         </w:tc>
       </w:tr>
       <w:tr>
-        <w:tblPrEx>
-          <w:tblCellMar>
-            <w:top w:w="0" w:type="dxa"/>
-            <w:bottom w:w="0" w:type="dxa"/>
-          </w:tblCellMar>
-        </w:tblPrEx>
         <w:tc>
           <w:tcPr>
             <w:tcW w:w="2600" w:type="dxa"/>
@@ -9181,12 +8519,6 @@
         </w:tc>
       </w:tr>
       <w:tr>
-        <w:tblPrEx>
-          <w:tblCellMar>
-            <w:top w:w="0" w:type="dxa"/>
-            <w:bottom w:w="0" w:type="dxa"/>
-          </w:tblCellMar>
-        </w:tblPrEx>
         <w:tc>
           <w:tcPr>
             <w:tcW w:w="2600" w:type="dxa"/>
@@ -9244,12 +8576,6 @@
         </w:tc>
       </w:tr>
       <w:tr>
-        <w:tblPrEx>
-          <w:tblCellMar>
-            <w:top w:w="0" w:type="dxa"/>
-            <w:bottom w:w="0" w:type="dxa"/>
-          </w:tblCellMar>
-        </w:tblPrEx>
         <w:tc>
           <w:tcPr>
             <w:tcW w:w="2600" w:type="dxa"/>
@@ -9345,12 +8671,6 @@
         <w:gridCol w:w="1500"/>
       </w:tblGrid>
       <w:tr>
-        <w:tblPrEx>
-          <w:tblCellMar>
-            <w:top w:w="0" w:type="dxa"/>
-            <w:bottom w:w="0" w:type="dxa"/>
-          </w:tblCellMar>
-        </w:tblPrEx>
         <w:trPr>
           <w:tblHeader/>
         </w:trPr>
@@ -9480,12 +8800,6 @@
         </w:tc>
       </w:tr>
       <w:tr>
-        <w:tblPrEx>
-          <w:tblCellMar>
-            <w:top w:w="0" w:type="dxa"/>
-            <w:bottom w:w="0" w:type="dxa"/>
-          </w:tblCellMar>
-        </w:tblPrEx>
         <w:tc>
           <w:tcPr>
             <w:tcW w:w="900" w:type="dxa"/>
@@ -9587,12 +8901,6 @@
         </w:tc>
       </w:tr>
       <w:tr>
-        <w:tblPrEx>
-          <w:tblCellMar>
-            <w:top w:w="0" w:type="dxa"/>
-            <w:bottom w:w="0" w:type="dxa"/>
-          </w:tblCellMar>
-        </w:tblPrEx>
         <w:tc>
           <w:tcPr>
             <w:tcW w:w="900" w:type="dxa"/>
@@ -9694,12 +9002,6 @@
         </w:tc>
       </w:tr>
       <w:tr>
-        <w:tblPrEx>
-          <w:tblCellMar>
-            <w:top w:w="0" w:type="dxa"/>
-            <w:bottom w:w="0" w:type="dxa"/>
-          </w:tblCellMar>
-        </w:tblPrEx>
         <w:tc>
           <w:tcPr>
             <w:tcW w:w="900" w:type="dxa"/>
@@ -9801,12 +9103,6 @@
         </w:tc>
       </w:tr>
       <w:tr>
-        <w:tblPrEx>
-          <w:tblCellMar>
-            <w:top w:w="0" w:type="dxa"/>
-            <w:bottom w:w="0" w:type="dxa"/>
-          </w:tblCellMar>
-        </w:tblPrEx>
         <w:tc>
           <w:tcPr>
             <w:tcW w:w="900" w:type="dxa"/>
@@ -9908,12 +9204,6 @@
         </w:tc>
       </w:tr>
       <w:tr>
-        <w:tblPrEx>
-          <w:tblCellMar>
-            <w:top w:w="0" w:type="dxa"/>
-            <w:bottom w:w="0" w:type="dxa"/>
-          </w:tblCellMar>
-        </w:tblPrEx>
         <w:tc>
           <w:tcPr>
             <w:tcW w:w="900" w:type="dxa"/>
@@ -10016,12 +9306,6 @@
         </w:tc>
       </w:tr>
       <w:tr>
-        <w:tblPrEx>
-          <w:tblCellMar>
-            <w:top w:w="0" w:type="dxa"/>
-            <w:bottom w:w="0" w:type="dxa"/>
-          </w:tblCellMar>
-        </w:tblPrEx>
         <w:tc>
           <w:tcPr>
             <w:tcW w:w="900" w:type="dxa"/>
@@ -10123,12 +9407,6 @@
         </w:tc>
       </w:tr>
       <w:tr>
-        <w:tblPrEx>
-          <w:tblCellMar>
-            <w:top w:w="0" w:type="dxa"/>
-            <w:bottom w:w="0" w:type="dxa"/>
-          </w:tblCellMar>
-        </w:tblPrEx>
         <w:tc>
           <w:tcPr>
             <w:tcW w:w="900" w:type="dxa"/>
@@ -10230,12 +9508,6 @@
         </w:tc>
       </w:tr>
       <w:tr>
-        <w:tblPrEx>
-          <w:tblCellMar>
-            <w:top w:w="0" w:type="dxa"/>
-            <w:bottom w:w="0" w:type="dxa"/>
-          </w:tblCellMar>
-        </w:tblPrEx>
         <w:tc>
           <w:tcPr>
             <w:tcW w:w="900" w:type="dxa"/>
@@ -10337,12 +9609,6 @@
         </w:tc>
       </w:tr>
       <w:tr>
-        <w:tblPrEx>
-          <w:tblCellMar>
-            <w:top w:w="0" w:type="dxa"/>
-            <w:bottom w:w="0" w:type="dxa"/>
-          </w:tblCellMar>
-        </w:tblPrEx>
         <w:tc>
           <w:tcPr>
             <w:tcW w:w="900" w:type="dxa"/>
@@ -10444,12 +9710,6 @@
         </w:tc>
       </w:tr>
       <w:tr>
-        <w:tblPrEx>
-          <w:tblCellMar>
-            <w:top w:w="0" w:type="dxa"/>
-            <w:bottom w:w="0" w:type="dxa"/>
-          </w:tblCellMar>
-        </w:tblPrEx>
         <w:tc>
           <w:tcPr>
             <w:tcW w:w="900" w:type="dxa"/>
@@ -10551,12 +9811,6 @@
         </w:tc>
       </w:tr>
       <w:tr>
-        <w:tblPrEx>
-          <w:tblCellMar>
-            <w:top w:w="0" w:type="dxa"/>
-            <w:bottom w:w="0" w:type="dxa"/>
-          </w:tblCellMar>
-        </w:tblPrEx>
         <w:tc>
           <w:tcPr>
             <w:tcW w:w="900" w:type="dxa"/>
@@ -10658,12 +9912,6 @@
         </w:tc>
       </w:tr>
       <w:tr>
-        <w:tblPrEx>
-          <w:tblCellMar>
-            <w:top w:w="0" w:type="dxa"/>
-            <w:bottom w:w="0" w:type="dxa"/>
-          </w:tblCellMar>
-        </w:tblPrEx>
         <w:tc>
           <w:tcPr>
             <w:tcW w:w="900" w:type="dxa"/>
@@ -10765,12 +10013,6 @@
         </w:tc>
       </w:tr>
       <w:tr>
-        <w:tblPrEx>
-          <w:tblCellMar>
-            <w:top w:w="0" w:type="dxa"/>
-            <w:bottom w:w="0" w:type="dxa"/>
-          </w:tblCellMar>
-        </w:tblPrEx>
         <w:tc>
           <w:tcPr>
             <w:tcW w:w="900" w:type="dxa"/>
@@ -10872,12 +10114,6 @@
         </w:tc>
       </w:tr>
       <w:tr>
-        <w:tblPrEx>
-          <w:tblCellMar>
-            <w:top w:w="0" w:type="dxa"/>
-            <w:bottom w:w="0" w:type="dxa"/>
-          </w:tblCellMar>
-        </w:tblPrEx>
         <w:tc>
           <w:tcPr>
             <w:tcW w:w="900" w:type="dxa"/>
@@ -10979,12 +10215,6 @@
         </w:tc>
       </w:tr>
       <w:tr>
-        <w:tblPrEx>
-          <w:tblCellMar>
-            <w:top w:w="0" w:type="dxa"/>
-            <w:bottom w:w="0" w:type="dxa"/>
-          </w:tblCellMar>
-        </w:tblPrEx>
         <w:tc>
           <w:tcPr>
             <w:tcW w:w="900" w:type="dxa"/>
@@ -11086,12 +10316,6 @@
         </w:tc>
       </w:tr>
       <w:tr>
-        <w:tblPrEx>
-          <w:tblCellMar>
-            <w:top w:w="0" w:type="dxa"/>
-            <w:bottom w:w="0" w:type="dxa"/>
-          </w:tblCellMar>
-        </w:tblPrEx>
         <w:tc>
           <w:tcPr>
             <w:tcW w:w="900" w:type="dxa"/>
@@ -11193,12 +10417,6 @@
         </w:tc>
       </w:tr>
       <w:tr>
-        <w:tblPrEx>
-          <w:tblCellMar>
-            <w:top w:w="0" w:type="dxa"/>
-            <w:bottom w:w="0" w:type="dxa"/>
-          </w:tblCellMar>
-        </w:tblPrEx>
         <w:tc>
           <w:tcPr>
             <w:tcW w:w="900" w:type="dxa"/>
@@ -11233,43 +10451,7 @@
                 <w:bCs/>
                 <w:color w:val="FFFFFF"/>
               </w:rPr>
-              <w:t xml:space="preserve">Total (UCW — </w:t>
-            </w:r>
-            <w:proofErr w:type="spellStart"/>
-            <w:r>
-              <w:rPr>
-                <w:b/>
-                <w:bCs/>
-                <w:color w:val="FFFFFF"/>
-              </w:rPr>
-              <w:t>Unadjusted</w:t>
-            </w:r>
-            <w:proofErr w:type="spellEnd"/>
-            <w:r>
-              <w:rPr>
-                <w:b/>
-                <w:bCs/>
-                <w:color w:val="FFFFFF"/>
-              </w:rPr>
-              <w:t xml:space="preserve"> Use Case </w:t>
-            </w:r>
-            <w:proofErr w:type="spellStart"/>
-            <w:r>
-              <w:rPr>
-                <w:b/>
-                <w:bCs/>
-                <w:color w:val="FFFFFF"/>
-              </w:rPr>
-              <w:t>Weight</w:t>
-            </w:r>
-            <w:proofErr w:type="spellEnd"/>
-            <w:r>
-              <w:rPr>
-                <w:b/>
-                <w:bCs/>
-                <w:color w:val="FFFFFF"/>
-              </w:rPr>
-              <w:t>)</w:t>
+              <w:t>Total</w:t>
             </w:r>
           </w:p>
         </w:tc>
@@ -11312,7 +10494,7 @@
         <w:spacing w:before="240" w:after="120"/>
       </w:pPr>
       <w:r>
-        <w:t>5. Matriz de Rastreabilidade (RF x Casos de Uso)</w:t>
+        <w:t>5. Matriz de Rastreabilidade</w:t>
       </w:r>
     </w:p>
     <w:tbl>
@@ -11338,12 +10520,6 @@
         <w:gridCol w:w="2500"/>
       </w:tblGrid>
       <w:tr>
-        <w:tblPrEx>
-          <w:tblCellMar>
-            <w:top w:w="0" w:type="dxa"/>
-            <w:bottom w:w="0" w:type="dxa"/>
-          </w:tblCellMar>
-        </w:tblPrEx>
         <w:trPr>
           <w:tblHeader/>
         </w:trPr>
@@ -11418,12 +10594,6 @@
         </w:tc>
       </w:tr>
       <w:tr>
-        <w:tblPrEx>
-          <w:tblCellMar>
-            <w:top w:w="0" w:type="dxa"/>
-            <w:bottom w:w="0" w:type="dxa"/>
-          </w:tblCellMar>
-        </w:tblPrEx>
         <w:tc>
           <w:tcPr>
             <w:tcW w:w="1200" w:type="dxa"/>
@@ -11482,12 +10652,6 @@
         </w:tc>
       </w:tr>
       <w:tr>
-        <w:tblPrEx>
-          <w:tblCellMar>
-            <w:top w:w="0" w:type="dxa"/>
-            <w:bottom w:w="0" w:type="dxa"/>
-          </w:tblCellMar>
-        </w:tblPrEx>
         <w:tc>
           <w:tcPr>
             <w:tcW w:w="1200" w:type="dxa"/>
@@ -11546,12 +10710,6 @@
         </w:tc>
       </w:tr>
       <w:tr>
-        <w:tblPrEx>
-          <w:tblCellMar>
-            <w:top w:w="0" w:type="dxa"/>
-            <w:bottom w:w="0" w:type="dxa"/>
-          </w:tblCellMar>
-        </w:tblPrEx>
         <w:tc>
           <w:tcPr>
             <w:tcW w:w="1200" w:type="dxa"/>
@@ -11610,12 +10768,6 @@
         </w:tc>
       </w:tr>
       <w:tr>
-        <w:tblPrEx>
-          <w:tblCellMar>
-            <w:top w:w="0" w:type="dxa"/>
-            <w:bottom w:w="0" w:type="dxa"/>
-          </w:tblCellMar>
-        </w:tblPrEx>
         <w:tc>
           <w:tcPr>
             <w:tcW w:w="1200" w:type="dxa"/>
@@ -11674,12 +10826,6 @@
         </w:tc>
       </w:tr>
       <w:tr>
-        <w:tblPrEx>
-          <w:tblCellMar>
-            <w:top w:w="0" w:type="dxa"/>
-            <w:bottom w:w="0" w:type="dxa"/>
-          </w:tblCellMar>
-        </w:tblPrEx>
         <w:tc>
           <w:tcPr>
             <w:tcW w:w="1200" w:type="dxa"/>
@@ -11738,12 +10884,6 @@
         </w:tc>
       </w:tr>
       <w:tr>
-        <w:tblPrEx>
-          <w:tblCellMar>
-            <w:top w:w="0" w:type="dxa"/>
-            <w:bottom w:w="0" w:type="dxa"/>
-          </w:tblCellMar>
-        </w:tblPrEx>
         <w:tc>
           <w:tcPr>
             <w:tcW w:w="1200" w:type="dxa"/>
@@ -11802,12 +10942,6 @@
         </w:tc>
       </w:tr>
       <w:tr>
-        <w:tblPrEx>
-          <w:tblCellMar>
-            <w:top w:w="0" w:type="dxa"/>
-            <w:bottom w:w="0" w:type="dxa"/>
-          </w:tblCellMar>
-        </w:tblPrEx>
         <w:tc>
           <w:tcPr>
             <w:tcW w:w="1200" w:type="dxa"/>
@@ -11866,12 +11000,6 @@
         </w:tc>
       </w:tr>
       <w:tr>
-        <w:tblPrEx>
-          <w:tblCellMar>
-            <w:top w:w="0" w:type="dxa"/>
-            <w:bottom w:w="0" w:type="dxa"/>
-          </w:tblCellMar>
-        </w:tblPrEx>
         <w:tc>
           <w:tcPr>
             <w:tcW w:w="1200" w:type="dxa"/>
@@ -11930,12 +11058,6 @@
         </w:tc>
       </w:tr>
       <w:tr>
-        <w:tblPrEx>
-          <w:tblCellMar>
-            <w:top w:w="0" w:type="dxa"/>
-            <w:bottom w:w="0" w:type="dxa"/>
-          </w:tblCellMar>
-        </w:tblPrEx>
         <w:tc>
           <w:tcPr>
             <w:tcW w:w="1200" w:type="dxa"/>
@@ -11994,12 +11116,6 @@
         </w:tc>
       </w:tr>
       <w:tr>
-        <w:tblPrEx>
-          <w:tblCellMar>
-            <w:top w:w="0" w:type="dxa"/>
-            <w:bottom w:w="0" w:type="dxa"/>
-          </w:tblCellMar>
-        </w:tblPrEx>
         <w:tc>
           <w:tcPr>
             <w:tcW w:w="1200" w:type="dxa"/>
@@ -12058,12 +11174,6 @@
         </w:tc>
       </w:tr>
       <w:tr>
-        <w:tblPrEx>
-          <w:tblCellMar>
-            <w:top w:w="0" w:type="dxa"/>
-            <w:bottom w:w="0" w:type="dxa"/>
-          </w:tblCellMar>
-        </w:tblPrEx>
         <w:tc>
           <w:tcPr>
             <w:tcW w:w="1200" w:type="dxa"/>
@@ -12122,12 +11232,6 @@
         </w:tc>
       </w:tr>
       <w:tr>
-        <w:tblPrEx>
-          <w:tblCellMar>
-            <w:top w:w="0" w:type="dxa"/>
-            <w:bottom w:w="0" w:type="dxa"/>
-          </w:tblCellMar>
-        </w:tblPrEx>
         <w:tc>
           <w:tcPr>
             <w:tcW w:w="1200" w:type="dxa"/>
@@ -12186,12 +11290,6 @@
         </w:tc>
       </w:tr>
       <w:tr>
-        <w:tblPrEx>
-          <w:tblCellMar>
-            <w:top w:w="0" w:type="dxa"/>
-            <w:bottom w:w="0" w:type="dxa"/>
-          </w:tblCellMar>
-        </w:tblPrEx>
         <w:tc>
           <w:tcPr>
             <w:tcW w:w="1200" w:type="dxa"/>
@@ -12250,12 +11348,6 @@
         </w:tc>
       </w:tr>
       <w:tr>
-        <w:tblPrEx>
-          <w:tblCellMar>
-            <w:top w:w="0" w:type="dxa"/>
-            <w:bottom w:w="0" w:type="dxa"/>
-          </w:tblCellMar>
-        </w:tblPrEx>
         <w:tc>
           <w:tcPr>
             <w:tcW w:w="1200" w:type="dxa"/>
@@ -12314,12 +11406,6 @@
         </w:tc>
       </w:tr>
       <w:tr>
-        <w:tblPrEx>
-          <w:tblCellMar>
-            <w:top w:w="0" w:type="dxa"/>
-            <w:bottom w:w="0" w:type="dxa"/>
-          </w:tblCellMar>
-        </w:tblPrEx>
         <w:tc>
           <w:tcPr>
             <w:tcW w:w="1200" w:type="dxa"/>
